--- a/Лабораторная 2 ТЗ Сурков.docx
+++ b/Лабораторная 2 ТЗ Сурков.docx
@@ -1,6 +1,6 @@
 
 <file path=word/document.xml><?xml version="1.0" encoding="utf-8"?>
-<w:document xmlns:wpc="http://schemas.microsoft.com/office/word/2010/wordprocessingCanvas" xmlns:cx="http://schemas.microsoft.com/office/drawing/2014/chartex" xmlns:cx1="http://schemas.microsoft.com/office/drawing/2015/9/8/chartex" xmlns:cx2="http://schemas.microsoft.com/office/drawing/2015/10/21/chartex" xmlns:cx3="http://schemas.microsoft.com/office/drawing/2016/5/9/chartex" xmlns:cx4="http://schemas.microsoft.com/office/drawing/2016/5/10/chartex" xmlns:cx5="http://schemas.microsoft.com/office/drawing/2016/5/11/chartex" xmlns:cx6="http://schemas.microsoft.com/office/drawing/2016/5/12/chartex" xmlns:cx7="http://schemas.microsoft.com/office/drawing/2016/5/13/chartex" xmlns:cx8="http://schemas.microsoft.com/office/drawing/2016/5/14/chartex" xmlns:mc="http://schemas.openxmlformats.org/markup-compatibility/2006" xmlns:aink="http://schemas.microsoft.com/office/drawing/2016/ink" xmlns:am3d="http://schemas.microsoft.com/office/drawing/2017/model3d" xmlns:o="urn:schemas-microsoft-com:office:office" xmlns:oel="http://schemas.microsoft.com/office/2019/extlst" xmlns:r="http://schemas.openxmlformats.org/officeDocument/2006/relationships" xmlns:m="http://schemas.openxmlformats.org/officeDocument/2006/math" xmlns:v="urn:schemas-microsoft-com:vml" xmlns:wp14="http://schemas.microsoft.com/office/word/2010/wordprocessingDrawing" xmlns:wp="http://schemas.openxmlformats.org/drawingml/2006/wordprocessingDrawing" xmlns:w10="urn:schemas-microsoft-com:office:word" xmlns:w="http://schemas.openxmlformats.org/wordprocessingml/2006/main" xmlns:w14="http://schemas.microsoft.com/office/word/2010/wordml" xmlns:w15="http://schemas.microsoft.com/office/word/2012/wordml" xmlns:w16cex="http://schemas.microsoft.com/office/word/2018/wordml/cex" xmlns:w16cid="http://schemas.microsoft.com/office/word/2016/wordml/cid" xmlns:w16="http://schemas.microsoft.com/office/word/2018/wordml" xmlns:w16sdtdh="http://schemas.microsoft.com/office/word/2020/wordml/sdtdatahash" xmlns:w16se="http://schemas.microsoft.com/office/word/2015/wordml/symex" xmlns:wpg="http://schemas.microsoft.com/office/word/2010/wordprocessingGroup" xmlns:wpi="http://schemas.microsoft.com/office/word/2010/wordprocessingInk" xmlns:wne="http://schemas.microsoft.com/office/word/2006/wordml" xmlns:wps="http://schemas.microsoft.com/office/word/2010/wordprocessingShape" mc:Ignorable="w14 w15 w16se w16cid w16 w16cex w16sdtdh wp14">
+<w:document xmlns:wpc="http://schemas.microsoft.com/office/word/2010/wordprocessingCanvas" xmlns:cx="http://schemas.microsoft.com/office/drawing/2014/chartex" xmlns:cx1="http://schemas.microsoft.com/office/drawing/2015/9/8/chartex" xmlns:cx2="http://schemas.microsoft.com/office/drawing/2015/10/21/chartex" xmlns:cx3="http://schemas.microsoft.com/office/drawing/2016/5/9/chartex" xmlns:cx4="http://schemas.microsoft.com/office/drawing/2016/5/10/chartex" xmlns:cx5="http://schemas.microsoft.com/office/drawing/2016/5/11/chartex" xmlns:cx6="http://schemas.microsoft.com/office/drawing/2016/5/12/chartex" xmlns:cx7="http://schemas.microsoft.com/office/drawing/2016/5/13/chartex" xmlns:cx8="http://schemas.microsoft.com/office/drawing/2016/5/14/chartex" xmlns:mc="http://schemas.openxmlformats.org/markup-compatibility/2006" xmlns:aink="http://schemas.microsoft.com/office/drawing/2016/ink" xmlns:am3d="http://schemas.microsoft.com/office/drawing/2017/model3d" xmlns:o="urn:schemas-microsoft-com:office:office" xmlns:oel="http://schemas.microsoft.com/office/2019/extlst" xmlns:r="http://schemas.openxmlformats.org/officeDocument/2006/relationships" xmlns:m="http://schemas.openxmlformats.org/officeDocument/2006/math" xmlns:v="urn:schemas-microsoft-com:vml" xmlns:wp14="http://schemas.microsoft.com/office/word/2010/wordprocessingDrawing" xmlns:wp="http://schemas.openxmlformats.org/drawingml/2006/wordprocessingDrawing" xmlns:w10="urn:schemas-microsoft-com:office:word" xmlns:w="http://schemas.openxmlformats.org/wordprocessingml/2006/main" xmlns:w14="http://schemas.microsoft.com/office/word/2010/wordml" xmlns:w15="http://schemas.microsoft.com/office/word/2012/wordml" xmlns:w16cex="http://schemas.microsoft.com/office/word/2018/wordml/cex" xmlns:w16cid="http://schemas.microsoft.com/office/word/2016/wordml/cid" xmlns:w16="http://schemas.microsoft.com/office/word/2018/wordml" xmlns:w16du="http://schemas.microsoft.com/office/word/2023/wordml/word16du" xmlns:w16sdtdh="http://schemas.microsoft.com/office/word/2020/wordml/sdtdatahash" xmlns:w16sdtfl="http://schemas.microsoft.com/office/word/2024/wordml/sdtformatlock" xmlns:w16se="http://schemas.microsoft.com/office/word/2015/wordml/symex" xmlns:wpg="http://schemas.microsoft.com/office/word/2010/wordprocessingGroup" xmlns:wpi="http://schemas.microsoft.com/office/word/2010/wordprocessingInk" xmlns:wne="http://schemas.microsoft.com/office/word/2006/wordml" xmlns:wps="http://schemas.microsoft.com/office/word/2010/wordprocessingShape" mc:Ignorable="w14 w15 w16se w16cid w16 w16cex w16sdtdh w16sdtfl w16du wp14">
   <w:body>
     <w:p>
       <w:pPr>
@@ -1159,15 +1159,7 @@
     </w:p>
     <w:p>
       <w:r>
-        <w:t xml:space="preserve">Заказчиком работ является: кандидат технических наук, доцент кафедры компьютерных систем в управлении и проектировании (КСУП) </w:t>
-      </w:r>
-      <w:proofErr w:type="spellStart"/>
-      <w:r>
-        <w:t>Калентьев</w:t>
-      </w:r>
-      <w:proofErr w:type="spellEnd"/>
-      <w:r>
-        <w:t xml:space="preserve"> Алексей Анатольевич.</w:t>
+        <w:t>Заказчиком работ является: кандидат технических наук, доцент кафедры компьютерных систем в управлении и проектировании (КСУП) Калентьев Алексей Анатольевич.</w:t>
       </w:r>
     </w:p>
     <w:p>
@@ -1385,7 +1377,11 @@
         <w:jc w:val="center"/>
       </w:pPr>
       <w:r>
-        <w:t xml:space="preserve">Назначение разрабатываемого плагина обусловлено быстрым моделированием </w:t>
+        <w:t xml:space="preserve">Назначение </w:t>
+      </w:r>
+      <w:commentRangeStart w:id="8"/>
+      <w:r>
+        <w:t xml:space="preserve">разрабатываемого плагина обусловлено быстрым моделированием </w:t>
       </w:r>
       <w:r>
         <w:t>врезных круглых заглушек для вывода проводов через столешницу различных типоразмеров.</w:t>
@@ -1398,6 +1394,16 @@
       </w:r>
       <w:r>
         <w:t xml:space="preserve">конструкторы мебели могут наглядно рассмотреть спроектированную модель, при необходимости быстро перестроить её под диаметр монтажного отверстия и габариты пучка кабелей. На рисунке 2.1 представлена схема модели заглушки с основными размерами. </w:t>
+      </w:r>
+      <w:commentRangeEnd w:id="8"/>
+      <w:r>
+        <w:rPr>
+          <w:rStyle w:val="af9"/>
+          <w:noProof/>
+          <w:sz w:val="28"/>
+          <w:szCs w:val="28"/>
+        </w:rPr>
+        <w:commentReference w:id="8"/>
       </w:r>
       <w:r>
         <w:rPr>
@@ -1419,7 +1425,7 @@
                     <pic:cNvPicPr/>
                   </pic:nvPicPr>
                   <pic:blipFill>
-                    <a:blip r:embed="rId9"/>
+                    <a:blip r:embed="rId13"/>
                     <a:stretch>
                       <a:fillRect/>
                     </a:stretch>
@@ -1461,12 +1467,23 @@
         </w:rPr>
         <w:t xml:space="preserve">Рисунок 2.1 </w:t>
       </w:r>
+      <w:commentRangeStart w:id="9"/>
       <w:r>
         <w:rPr>
           <w:color w:val="000000"/>
         </w:rPr>
         <w:t>-</w:t>
       </w:r>
+      <w:commentRangeEnd w:id="9"/>
+      <w:r>
+        <w:rPr>
+          <w:rStyle w:val="af9"/>
+          <w:color w:val="000000"/>
+          <w:sz w:val="28"/>
+          <w:szCs w:val="28"/>
+        </w:rPr>
+        <w:commentReference w:id="9"/>
+      </w:r>
       <w:r>
         <w:rPr>
           <w:color w:val="000000"/>
@@ -1498,8 +1515,8 @@
         </w:numPr>
         <w:jc w:val="center"/>
       </w:pPr>
-      <w:bookmarkStart w:id="8" w:name="_heading=h.4d34og8" w:colFirst="0" w:colLast="0"/>
-      <w:bookmarkEnd w:id="8"/>
+      <w:bookmarkStart w:id="10" w:name="_heading=h.4d34og8" w:colFirst="0" w:colLast="0"/>
+      <w:bookmarkEnd w:id="10"/>
       <w:r>
         <w:lastRenderedPageBreak/>
         <w:t>ТРЕБОВАНИЯ К АВТОМАТИЗИРОВАННОЙ СИСТЕМЕ</w:t>
@@ -1515,8 +1532,8 @@
         </w:numPr>
         <w:jc w:val="center"/>
       </w:pPr>
-      <w:bookmarkStart w:id="9" w:name="_heading=h.2s8eyo1" w:colFirst="0" w:colLast="0"/>
-      <w:bookmarkEnd w:id="9"/>
+      <w:bookmarkStart w:id="11" w:name="_heading=h.2s8eyo1" w:colFirst="0" w:colLast="0"/>
+      <w:bookmarkEnd w:id="11"/>
       <w:r>
         <w:t>Требования к структуре АС в целом</w:t>
       </w:r>
@@ -1859,13 +1876,7 @@
           <w:rPr>
             <w:rFonts w:ascii="Cambria Math" w:hAnsi="Cambria Math"/>
           </w:rPr>
-          <m:t>d</m:t>
-        </m:r>
-        <m:r>
-          <w:rPr>
-            <w:rFonts w:ascii="Cambria Math" w:hAnsi="Cambria Math"/>
-          </w:rPr>
-          <m:t>≤</m:t>
+          <m:t>d≤</m:t>
         </m:r>
         <m:sSub>
           <m:sSubPr>
@@ -2151,28 +2162,12 @@
         <w:t>для всех подсистем,</w:t>
       </w:r>
       <w:r>
-        <w:t xml:space="preserve"> разработанных в рамках создания системы должны быть выполнены в виде </w:t>
-      </w:r>
-      <w:proofErr w:type="spellStart"/>
-      <w:r>
-        <w:t>desktop</w:t>
-      </w:r>
-      <w:proofErr w:type="spellEnd"/>
-      <w:r>
-        <w:t xml:space="preserve">-интерфейсов с помощью фреймворков </w:t>
-      </w:r>
-      <w:proofErr w:type="spellStart"/>
-      <w:r>
-        <w:t>WindowsForms</w:t>
-      </w:r>
-      <w:proofErr w:type="spellEnd"/>
-      <w:r>
-        <w:t>, WPF или аналогичных им, позволяющих создавать пользовательские интерфейсы для ОС Windows 10 и выше.</w:t>
-      </w:r>
-    </w:p>
-    <w:p>
-      <w:pPr>
-        <w:ind w:firstLine="0"/>
+        <w:t xml:space="preserve"> разработанных в рамках создания системы должны быть выполнены в виде desktop-интерфейсов с помощью фреймворков WindowsForms, WPF или аналогичных им, позволяющих создавать пользовательские интерфейсы для ОС Windows 10 и выше.</w:t>
+      </w:r>
+    </w:p>
+    <w:p>
+      <w:pPr>
+        <w:ind w:firstLine="720"/>
       </w:pPr>
       <w:r>
         <w:t>Интерфейсы должны быть адаптированы под минимальную высоту экрана 1080 пикселя и ширину экрана 1920.</w:t>
@@ -2180,18 +2175,10 @@
     </w:p>
     <w:p>
       <w:pPr>
-        <w:ind w:firstLine="0"/>
-      </w:pPr>
-      <w:r>
-        <w:t xml:space="preserve">Элементы интерфейса должны отвечать рекомендациям по верстке интерфейсов </w:t>
-      </w:r>
-      <w:proofErr w:type="spellStart"/>
-      <w:r>
-        <w:t>desktop</w:t>
-      </w:r>
-      <w:proofErr w:type="spellEnd"/>
-      <w:r>
-        <w:t>-приложений указанным в источнике [1].</w:t>
+        <w:ind w:firstLine="720"/>
+      </w:pPr>
+      <w:r>
+        <w:t>Элементы интерфейса должны отвечать рекомендациям по верстке интерфейсов desktop-приложений указанным в источнике [1].</w:t>
       </w:r>
     </w:p>
     <w:p>
@@ -2314,8 +2301,8 @@
           <w:numId w:val="5"/>
         </w:numPr>
       </w:pPr>
-      <w:bookmarkStart w:id="10" w:name="_heading=h.17dp8vu" w:colFirst="0" w:colLast="0"/>
-      <w:bookmarkEnd w:id="10"/>
+      <w:bookmarkStart w:id="12" w:name="_heading=h.17dp8vu" w:colFirst="0" w:colLast="0"/>
+      <w:bookmarkEnd w:id="12"/>
       <w:r>
         <w:t>Требования к функциям (задачам), выполняемым АС</w:t>
       </w:r>
@@ -2335,12 +2322,23 @@
       <w:pPr>
         <w:ind w:left="576" w:firstLine="0"/>
       </w:pPr>
+      <w:commentRangeStart w:id="13"/>
       <w:r>
         <w:t xml:space="preserve">Заглушка для проводов в столешнице </w:t>
       </w:r>
+      <w:commentRangeStart w:id="14"/>
       <w:r>
         <w:t>-</w:t>
       </w:r>
+      <w:commentRangeEnd w:id="14"/>
+      <w:r>
+        <w:rPr>
+          <w:rStyle w:val="af9"/>
+          <w:sz w:val="28"/>
+          <w:szCs w:val="28"/>
+        </w:rPr>
+        <w:commentReference w:id="14"/>
+      </w:r>
       <w:r>
         <w:t xml:space="preserve"> элемент мебельной фурнитуры, устанавливаемый в сквозное монтажное отверстие стола для вывода и упорядочивания кабелей офисной техники, а также защиты изоляции от повреждения о края столешницы.</w:t>
       </w:r>
@@ -2364,8 +2362,17 @@
       <w:r>
         <w:t xml:space="preserve">, производящая построение модели заглушки по заданным параметрам. </w:t>
       </w:r>
-      <w:bookmarkStart w:id="11" w:name="_heading=h.8tdtwvsvc6fg" w:colFirst="0" w:colLast="0"/>
-      <w:bookmarkEnd w:id="11"/>
+      <w:bookmarkStart w:id="15" w:name="_heading=h.8tdtwvsvc6fg" w:colFirst="0" w:colLast="0"/>
+      <w:bookmarkEnd w:id="15"/>
+      <w:commentRangeEnd w:id="13"/>
+      <w:r>
+        <w:rPr>
+          <w:rStyle w:val="af9"/>
+          <w:sz w:val="28"/>
+          <w:szCs w:val="28"/>
+        </w:rPr>
+        <w:commentReference w:id="13"/>
+      </w:r>
     </w:p>
     <w:p/>
     <w:p>
@@ -2377,8 +2384,8 @@
         </w:numPr>
         <w:jc w:val="center"/>
       </w:pPr>
-      <w:bookmarkStart w:id="12" w:name="_heading=h.3rdcrjn" w:colFirst="0" w:colLast="0"/>
-      <w:bookmarkEnd w:id="12"/>
+      <w:bookmarkStart w:id="16" w:name="_heading=h.3rdcrjn" w:colFirst="0" w:colLast="0"/>
+      <w:bookmarkEnd w:id="16"/>
       <w:r>
         <w:lastRenderedPageBreak/>
         <w:t>Требования к видам обеспечения АС</w:t>
@@ -2482,8 +2489,21 @@
       <w:pPr>
         <w:ind w:firstLine="0"/>
       </w:pPr>
-      <w:r>
-        <w:t>Помимо этого, разработанная система должна работать на ПК с ОС Windows версии 10 и старше и разрядностью х64 с NET Framework 4.7.2.</w:t>
+      <w:commentRangeStart w:id="17"/>
+      <w:r>
+        <w:t>Помимо</w:t>
+      </w:r>
+      <w:commentRangeEnd w:id="17"/>
+      <w:r>
+        <w:rPr>
+          <w:rStyle w:val="af9"/>
+          <w:sz w:val="28"/>
+          <w:szCs w:val="28"/>
+        </w:rPr>
+        <w:commentReference w:id="17"/>
+      </w:r>
+      <w:r>
+        <w:t xml:space="preserve"> этого, разработанная система должна работать на ПК с ОС Windows версии 10 и старше и разрядностью х64 с NET Framework 4.7.2.</w:t>
       </w:r>
     </w:p>
     <w:p>
@@ -2632,8 +2652,8 @@
         </w:numPr>
         <w:jc w:val="center"/>
       </w:pPr>
-      <w:bookmarkStart w:id="13" w:name="_heading=h.26in1rg" w:colFirst="0" w:colLast="0"/>
-      <w:bookmarkEnd w:id="13"/>
+      <w:bookmarkStart w:id="18" w:name="_heading=h.26in1rg" w:colFirst="0" w:colLast="0"/>
+      <w:bookmarkEnd w:id="18"/>
       <w:r>
         <w:t>Общие технические требования к АС</w:t>
       </w:r>
@@ -2654,9 +2674,9 @@
           <w:color w:val="000000"/>
         </w:rPr>
         <w:sectPr>
-          <w:headerReference w:type="default" r:id="rId10"/>
-          <w:footerReference w:type="default" r:id="rId11"/>
-          <w:footerReference w:type="first" r:id="rId12"/>
+          <w:headerReference w:type="default" r:id="rId14"/>
+          <w:footerReference w:type="default" r:id="rId15"/>
+          <w:footerReference w:type="first" r:id="rId16"/>
           <w:pgSz w:w="11906" w:h="16838"/>
           <w:pgMar w:top="1134" w:right="850" w:bottom="1134" w:left="1700" w:header="708" w:footer="708" w:gutter="0"/>
           <w:pgNumType w:start="1"/>
@@ -2677,8 +2697,8 @@
         </w:numPr>
         <w:jc w:val="center"/>
       </w:pPr>
-      <w:bookmarkStart w:id="14" w:name="_heading=h.lnxbz9" w:colFirst="0" w:colLast="0"/>
-      <w:bookmarkEnd w:id="14"/>
+      <w:bookmarkStart w:id="19" w:name="_heading=h.lnxbz9" w:colFirst="0" w:colLast="0"/>
+      <w:bookmarkEnd w:id="19"/>
       <w:r>
         <w:lastRenderedPageBreak/>
         <w:t>СОСТАВ И СОДЕРЖАНИЕ РАБОТ ПО СОЗДАНИЮ АВТОМАТИЗИРОВАННОЙ СИСТЕМЫ</w:t>
@@ -2697,8 +2717,8 @@
         <w:ind w:firstLine="567"/>
         <w:jc w:val="left"/>
       </w:pPr>
-      <w:bookmarkStart w:id="15" w:name="_heading=h.35nkun2" w:colFirst="0" w:colLast="0"/>
-      <w:bookmarkEnd w:id="15"/>
+      <w:bookmarkStart w:id="20" w:name="_heading=h.35nkun2" w:colFirst="0" w:colLast="0"/>
+      <w:bookmarkEnd w:id="20"/>
       <w:r>
         <w:t>Этапы проведения работ по разработке плагина "</w:t>
       </w:r>
@@ -3464,8 +3484,8 @@
         <w:ind w:firstLine="0"/>
         <w:jc w:val="left"/>
       </w:pPr>
-      <w:bookmarkStart w:id="16" w:name="_heading=h.1ksv4uv" w:colFirst="0" w:colLast="0"/>
-      <w:bookmarkEnd w:id="16"/>
+      <w:bookmarkStart w:id="21" w:name="_heading=h.1ksv4uv" w:colFirst="0" w:colLast="0"/>
+      <w:bookmarkEnd w:id="21"/>
     </w:p>
     <w:p>
       <w:r>
@@ -3975,9 +3995,6 @@
           <w:titlePg/>
         </w:sectPr>
       </w:pPr>
-      <w:r>
-        <w:t>Томск 2026</w:t>
-      </w:r>
     </w:p>
     <w:p>
       <w:pPr>
@@ -4003,8 +4020,8 @@
         </w:numPr>
         <w:jc w:val="center"/>
       </w:pPr>
-      <w:bookmarkStart w:id="17" w:name="_heading=h.44sinio" w:colFirst="0" w:colLast="0"/>
-      <w:bookmarkEnd w:id="17"/>
+      <w:bookmarkStart w:id="22" w:name="_heading=h.44sinio" w:colFirst="0" w:colLast="0"/>
+      <w:bookmarkEnd w:id="22"/>
       <w:r>
         <w:t>Порядок организации разработки АС</w:t>
       </w:r>
@@ -4030,8 +4047,8 @@
         </w:numPr>
         <w:jc w:val="center"/>
       </w:pPr>
-      <w:bookmarkStart w:id="18" w:name="_heading=h.2jxsxqh" w:colFirst="0" w:colLast="0"/>
-      <w:bookmarkEnd w:id="18"/>
+      <w:bookmarkStart w:id="23" w:name="_heading=h.2jxsxqh" w:colFirst="0" w:colLast="0"/>
+      <w:bookmarkEnd w:id="23"/>
       <w:r>
         <w:t>Перечень документов и исходных данных для разработки АС</w:t>
       </w:r>
@@ -4143,8 +4160,8 @@
         </w:numPr>
         <w:jc w:val="center"/>
       </w:pPr>
-      <w:bookmarkStart w:id="19" w:name="_heading=h.z337ya" w:colFirst="0" w:colLast="0"/>
-      <w:bookmarkEnd w:id="19"/>
+      <w:bookmarkStart w:id="24" w:name="_heading=h.z337ya" w:colFirst="0" w:colLast="0"/>
+      <w:bookmarkEnd w:id="24"/>
       <w:r>
         <w:t>Перечень документов, предъявляемых по окончании соответствующих этапов работ</w:t>
       </w:r>
@@ -4273,8 +4290,8 @@
         </w:numPr>
         <w:jc w:val="center"/>
       </w:pPr>
-      <w:bookmarkStart w:id="20" w:name="_heading=h.3j2qqm3" w:colFirst="0" w:colLast="0"/>
-      <w:bookmarkEnd w:id="20"/>
+      <w:bookmarkStart w:id="25" w:name="_heading=h.3j2qqm3" w:colFirst="0" w:colLast="0"/>
+      <w:bookmarkEnd w:id="25"/>
       <w:r>
         <w:lastRenderedPageBreak/>
         <w:t>ПОРЯДОК КОНТРОЛЯ И ПРИЕМКИ АВТОМАТИЗИРОВАННОЙ СИСТЕМЫ</w:t>
@@ -4290,8 +4307,8 @@
         </w:numPr>
         <w:jc w:val="center"/>
       </w:pPr>
-      <w:bookmarkStart w:id="21" w:name="_heading=h.1y810tw" w:colFirst="0" w:colLast="0"/>
-      <w:bookmarkEnd w:id="21"/>
+      <w:bookmarkStart w:id="26" w:name="_heading=h.1y810tw" w:colFirst="0" w:colLast="0"/>
+      <w:bookmarkEnd w:id="26"/>
       <w:r>
         <w:t>Виды, состав и методы испытаний АС и ее составных частей</w:t>
       </w:r>
@@ -4465,8 +4482,8 @@
         </w:numPr>
         <w:jc w:val="center"/>
       </w:pPr>
-      <w:bookmarkStart w:id="22" w:name="_heading=h.4i7ojhp" w:colFirst="0" w:colLast="0"/>
-      <w:bookmarkEnd w:id="22"/>
+      <w:bookmarkStart w:id="27" w:name="_heading=h.4i7ojhp" w:colFirst="0" w:colLast="0"/>
+      <w:bookmarkEnd w:id="27"/>
       <w:r>
         <w:t>Общие требования к приёмке работ по стадиям</w:t>
       </w:r>
@@ -4488,10 +4505,20 @@
       </w:r>
     </w:p>
     <w:p>
+      <w:commentRangeStart w:id="28"/>
       <w:r>
         <w:lastRenderedPageBreak/>
         <w:t>Комплектность передаваемой отчётной документации подлежит проверке Заказчиком.</w:t>
       </w:r>
+      <w:commentRangeEnd w:id="28"/>
+      <w:r>
+        <w:rPr>
+          <w:rStyle w:val="af9"/>
+          <w:sz w:val="28"/>
+          <w:szCs w:val="28"/>
+        </w:rPr>
+        <w:commentReference w:id="28"/>
+      </w:r>
     </w:p>
     <w:p>
       <w:pPr>
@@ -4502,8 +4529,8 @@
         </w:numPr>
         <w:jc w:val="center"/>
       </w:pPr>
-      <w:bookmarkStart w:id="23" w:name="_heading=h.2xcytpi" w:colFirst="0" w:colLast="0"/>
-      <w:bookmarkEnd w:id="23"/>
+      <w:bookmarkStart w:id="29" w:name="_heading=h.2xcytpi" w:colFirst="0" w:colLast="0"/>
+      <w:bookmarkEnd w:id="29"/>
       <w:r>
         <w:lastRenderedPageBreak/>
         <w:t>ТРЕБОВАНИЯ К ДОКУМЕНТИРОВАНИЮ</w:t>
@@ -4531,8 +4558,8 @@
         </w:numPr>
         <w:jc w:val="center"/>
       </w:pPr>
-      <w:bookmarkStart w:id="24" w:name="_heading=h.1ci93xb" w:colFirst="0" w:colLast="0"/>
-      <w:bookmarkEnd w:id="24"/>
+      <w:bookmarkStart w:id="30" w:name="_heading=h.1ci93xb" w:colFirst="0" w:colLast="0"/>
+      <w:bookmarkEnd w:id="30"/>
       <w:r>
         <w:t>Перечень подлежащих разработке документов</w:t>
       </w:r>
@@ -4553,8 +4580,8 @@
         </w:numPr>
         <w:jc w:val="center"/>
       </w:pPr>
-      <w:bookmarkStart w:id="25" w:name="_heading=h.3whwml4" w:colFirst="0" w:colLast="0"/>
-      <w:bookmarkEnd w:id="25"/>
+      <w:bookmarkStart w:id="31" w:name="_heading=h.3whwml4" w:colFirst="0" w:colLast="0"/>
+      <w:bookmarkEnd w:id="31"/>
       <w:r>
         <w:t>Вид представления и количество документов</w:t>
       </w:r>
@@ -4568,36 +4595,18 @@
           <w:i/>
           <w:iCs/>
         </w:rPr>
-        <w:t>.</w:t>
-      </w:r>
-      <w:proofErr w:type="spellStart"/>
+        <w:t>.docx</w:t>
+      </w:r>
+      <w:r>
+        <w:t xml:space="preserve"> и </w:t>
+      </w:r>
       <w:r>
         <w:rPr>
           <w:i/>
           <w:iCs/>
         </w:rPr>
-        <w:t>docx</w:t>
-      </w:r>
-      <w:proofErr w:type="spellEnd"/>
-      <w:r>
-        <w:t xml:space="preserve"> и </w:t>
-      </w:r>
-      <w:r>
-        <w:rPr>
-          <w:i/>
-          <w:iCs/>
-        </w:rPr>
-        <w:t>.</w:t>
-      </w:r>
-      <w:proofErr w:type="spellStart"/>
-      <w:r>
-        <w:rPr>
-          <w:i/>
-          <w:iCs/>
-        </w:rPr>
-        <w:t>pdf</w:t>
-      </w:r>
-      <w:proofErr w:type="spellEnd"/>
+        <w:t>.pdf</w:t>
+      </w:r>
       <w:r>
         <w:t xml:space="preserve"> по одному экземпляру каждый</w:t>
       </w:r>
@@ -4661,8 +4670,8 @@
         <w:ind w:left="709" w:firstLine="0"/>
         <w:jc w:val="center"/>
       </w:pPr>
-      <w:bookmarkStart w:id="26" w:name="_heading=h.2bn6wsx" w:colFirst="0" w:colLast="0"/>
-      <w:bookmarkEnd w:id="26"/>
+      <w:bookmarkStart w:id="32" w:name="_heading=h.2bn6wsx" w:colFirst="0" w:colLast="0"/>
+      <w:bookmarkEnd w:id="32"/>
       <w:r>
         <w:t>Требования по использованию ЕСКД и ЕСПД при разработке документов</w:t>
       </w:r>
@@ -4719,21 +4728,7 @@
         <w:rPr>
           <w:color w:val="000000"/>
         </w:rPr>
-        <w:t xml:space="preserve">шрифт – Times New </w:t>
-      </w:r>
-      <w:proofErr w:type="spellStart"/>
-      <w:r>
-        <w:rPr>
-          <w:color w:val="000000"/>
-        </w:rPr>
-        <w:t>Roman</w:t>
-      </w:r>
-      <w:proofErr w:type="spellEnd"/>
-      <w:r>
-        <w:rPr>
-          <w:color w:val="000000"/>
-        </w:rPr>
-        <w:t xml:space="preserve"> 14;</w:t>
+        <w:t>шрифт – Times New Roman 14;</w:t>
       </w:r>
     </w:p>
     <w:p>
@@ -4856,8 +4851,8 @@
         </w:numPr>
         <w:jc w:val="center"/>
       </w:pPr>
-      <w:bookmarkStart w:id="27" w:name="_heading=h.qsh70q" w:colFirst="0" w:colLast="0"/>
-      <w:bookmarkEnd w:id="27"/>
+      <w:bookmarkStart w:id="33" w:name="_heading=h.qsh70q" w:colFirst="0" w:colLast="0"/>
+      <w:bookmarkEnd w:id="33"/>
       <w:r>
         <w:lastRenderedPageBreak/>
         <w:t>ИСТОЧНИКИ РАЗРАБОТКИ</w:t>
@@ -4887,37 +4882,13 @@
         <w:t>программировании:</w:t>
       </w:r>
       <w:r>
-        <w:t xml:space="preserve"> учебное пособие / А. А. </w:t>
-      </w:r>
-      <w:proofErr w:type="spellStart"/>
-      <w:r>
-        <w:t>Калентьев</w:t>
-      </w:r>
-      <w:proofErr w:type="spellEnd"/>
-      <w:r>
-        <w:t xml:space="preserve">, Д. В. </w:t>
-      </w:r>
-      <w:proofErr w:type="spellStart"/>
-      <w:r>
-        <w:t>Гарайс</w:t>
-      </w:r>
-      <w:proofErr w:type="spellEnd"/>
-      <w:r>
-        <w:t xml:space="preserve">, А. Е. Горяинов </w:t>
+        <w:t xml:space="preserve"> учебное пособие / А. А. Калентьев, Д. В. Гарайс, А. Е. Горяинов </w:t>
       </w:r>
       <w:r>
         <w:t>-</w:t>
       </w:r>
       <w:r>
-        <w:t xml:space="preserve"> </w:t>
-      </w:r>
-      <w:proofErr w:type="gramStart"/>
-      <w:r>
-        <w:t>Томск :</w:t>
-      </w:r>
-      <w:proofErr w:type="gramEnd"/>
-      <w:r>
-        <w:t xml:space="preserve"> Эль Контент, 2014. </w:t>
+        <w:t xml:space="preserve"> Томск : Эль Контент, 2014. </w:t>
       </w:r>
       <w:r>
         <w:t>-</w:t>
@@ -4995,39 +4966,7 @@
         <w:ind w:left="0" w:firstLine="705"/>
       </w:pPr>
       <w:r>
-        <w:t>Введение в UML от создателей языка [Текст</w:t>
-      </w:r>
-      <w:proofErr w:type="gramStart"/>
-      <w:r>
-        <w:t>] :</w:t>
-      </w:r>
-      <w:proofErr w:type="gramEnd"/>
-      <w:r>
-        <w:t xml:space="preserve"> руководство пользователя / Г. Буч, Д. Рамбо, И. Якобсон. - 2-е изд. - </w:t>
-      </w:r>
-      <w:proofErr w:type="gramStart"/>
-      <w:r>
-        <w:t>М. :</w:t>
-      </w:r>
-      <w:proofErr w:type="gramEnd"/>
-      <w:r>
-        <w:t xml:space="preserve"> ДМК Пресс, 2012. - 494 </w:t>
-      </w:r>
-      <w:proofErr w:type="gramStart"/>
-      <w:r>
-        <w:t>с. :</w:t>
-      </w:r>
-      <w:proofErr w:type="gramEnd"/>
-      <w:r>
-        <w:t xml:space="preserve"> ил. - (Классика программирования). - </w:t>
-      </w:r>
-      <w:proofErr w:type="spellStart"/>
-      <w:r>
-        <w:t>Предм</w:t>
-      </w:r>
-      <w:proofErr w:type="spellEnd"/>
-      <w:r>
-        <w:t>. указ.: с. 483-493. - ISBN 978-5-94074-644-7;</w:t>
+        <w:t>Введение в UML от создателей языка [Текст] : руководство пользователя / Г. Буч, Д. Рамбо, И. Якобсон. - 2-е изд. - М. : ДМК Пресс, 2012. - 494 с. : ил. - (Классика программирования). - Предм. указ.: с. 483-493. - ISBN 978-5-94074-644-7;</w:t>
       </w:r>
     </w:p>
     <w:p>
@@ -5039,20 +4978,7 @@
         <w:ind w:left="0" w:firstLine="705"/>
       </w:pPr>
       <w:r>
-        <w:t xml:space="preserve">Ли. К. Основы САПР (CAD/CAM/CAE). – </w:t>
-      </w:r>
-      <w:proofErr w:type="spellStart"/>
-      <w:r>
-        <w:t>Спб</w:t>
-      </w:r>
-      <w:proofErr w:type="spellEnd"/>
-      <w:proofErr w:type="gramStart"/>
-      <w:r>
-        <w:t>.:«</w:t>
-      </w:r>
-      <w:proofErr w:type="gramEnd"/>
-      <w:r>
-        <w:t>Питер», 2004. – 560с.</w:t>
+        <w:t>Ли. К. Основы САПР (CAD/CAM/CAE). – Спб.:«Питер», 2004. – 560с.</w:t>
       </w:r>
     </w:p>
     <w:sectPr>
@@ -5065,8 +4991,154 @@
 </w:document>
 </file>
 
+<file path=word/comments.xml><?xml version="1.0" encoding="utf-8"?>
+<w:comments xmlns:wpc="http://schemas.microsoft.com/office/word/2010/wordprocessingCanvas" xmlns:cx="http://schemas.microsoft.com/office/drawing/2014/chartex" xmlns:cx1="http://schemas.microsoft.com/office/drawing/2015/9/8/chartex" xmlns:cx2="http://schemas.microsoft.com/office/drawing/2015/10/21/chartex" xmlns:cx3="http://schemas.microsoft.com/office/drawing/2016/5/9/chartex" xmlns:cx4="http://schemas.microsoft.com/office/drawing/2016/5/10/chartex" xmlns:cx5="http://schemas.microsoft.com/office/drawing/2016/5/11/chartex" xmlns:cx6="http://schemas.microsoft.com/office/drawing/2016/5/12/chartex" xmlns:cx7="http://schemas.microsoft.com/office/drawing/2016/5/13/chartex" xmlns:cx8="http://schemas.microsoft.com/office/drawing/2016/5/14/chartex" xmlns:mc="http://schemas.openxmlformats.org/markup-compatibility/2006" xmlns:aink="http://schemas.microsoft.com/office/drawing/2016/ink" xmlns:am3d="http://schemas.microsoft.com/office/drawing/2017/model3d" xmlns:o="urn:schemas-microsoft-com:office:office" xmlns:oel="http://schemas.microsoft.com/office/2019/extlst" xmlns:r="http://schemas.openxmlformats.org/officeDocument/2006/relationships" xmlns:m="http://schemas.openxmlformats.org/officeDocument/2006/math" xmlns:v="urn:schemas-microsoft-com:vml" xmlns:wp14="http://schemas.microsoft.com/office/word/2010/wordprocessingDrawing" xmlns:wp="http://schemas.openxmlformats.org/drawingml/2006/wordprocessingDrawing" xmlns:w10="urn:schemas-microsoft-com:office:word" xmlns:w="http://schemas.openxmlformats.org/wordprocessingml/2006/main" xmlns:w14="http://schemas.microsoft.com/office/word/2010/wordml" xmlns:w15="http://schemas.microsoft.com/office/word/2012/wordml" xmlns:w16cex="http://schemas.microsoft.com/office/word/2018/wordml/cex" xmlns:w16cid="http://schemas.microsoft.com/office/word/2016/wordml/cid" xmlns:w16="http://schemas.microsoft.com/office/word/2018/wordml" xmlns:w16du="http://schemas.microsoft.com/office/word/2023/wordml/word16du" xmlns:w16sdtdh="http://schemas.microsoft.com/office/word/2020/wordml/sdtdatahash" xmlns:w16sdtfl="http://schemas.microsoft.com/office/word/2024/wordml/sdtformatlock" xmlns:w16se="http://schemas.microsoft.com/office/word/2015/wordml/symex" xmlns:wpg="http://schemas.microsoft.com/office/word/2010/wordprocessingGroup" xmlns:wpi="http://schemas.microsoft.com/office/word/2010/wordprocessingInk" xmlns:wne="http://schemas.microsoft.com/office/word/2006/wordml" xmlns:wps="http://schemas.microsoft.com/office/word/2010/wordprocessingShape" mc:Ignorable="w14 w15 w16se w16cid w16 w16cex w16sdtdh w16sdtfl w16du wp14">
+  <w:comment w:id="8" w:author="Kalentyev Alexey" w:date="2026-09-16T11:39:00Z" w:initials="KA">
+    <w:p>
+      <w:pPr>
+        <w:pStyle w:val="af7"/>
+        <w:ind w:firstLine="0"/>
+        <w:jc w:val="left"/>
+      </w:pPr>
+      <w:r>
+        <w:rPr>
+          <w:rStyle w:val="af9"/>
+        </w:rPr>
+        <w:annotationRef/>
+      </w:r>
+      <w:r>
+        <w:t>Выравнивание по ширине</w:t>
+      </w:r>
+    </w:p>
+  </w:comment>
+  <w:comment w:id="9" w:author="Kalentyev Alexey" w:date="2026-09-16T11:40:00Z" w:initials="KA">
+    <w:p>
+      <w:pPr>
+        <w:pStyle w:val="af7"/>
+        <w:ind w:firstLine="0"/>
+        <w:jc w:val="left"/>
+      </w:pPr>
+      <w:r>
+        <w:rPr>
+          <w:rStyle w:val="af9"/>
+        </w:rPr>
+        <w:annotationRef/>
+      </w:r>
+      <w:r>
+        <w:t>Дефис. Нужно тире.</w:t>
+      </w:r>
+    </w:p>
+  </w:comment>
+  <w:comment w:id="14" w:author="Kalentyev Alexey" w:date="2026-09-16T11:41:00Z" w:initials="KA">
+    <w:p>
+      <w:pPr>
+        <w:pStyle w:val="af7"/>
+        <w:ind w:firstLine="0"/>
+        <w:jc w:val="left"/>
+      </w:pPr>
+      <w:r>
+        <w:rPr>
+          <w:rStyle w:val="af9"/>
+        </w:rPr>
+        <w:annotationRef/>
+      </w:r>
+      <w:r>
+        <w:t>Дефис.</w:t>
+      </w:r>
+    </w:p>
+  </w:comment>
+  <w:comment w:id="13" w:author="Kalentyev Alexey" w:date="2026-09-16T11:41:00Z" w:initials="KA">
+    <w:p>
+      <w:pPr>
+        <w:pStyle w:val="af7"/>
+        <w:ind w:firstLine="0"/>
+        <w:jc w:val="left"/>
+      </w:pPr>
+      <w:r>
+        <w:rPr>
+          <w:rStyle w:val="af9"/>
+        </w:rPr>
+        <w:annotationRef/>
+      </w:r>
+      <w:r>
+        <w:t>Красная строка?</w:t>
+      </w:r>
+    </w:p>
+  </w:comment>
+  <w:comment w:id="17" w:author="Kalentyev Alexey" w:date="2026-09-16T11:41:00Z" w:initials="KA">
+    <w:p>
+      <w:pPr>
+        <w:pStyle w:val="af7"/>
+        <w:ind w:firstLine="0"/>
+        <w:jc w:val="left"/>
+      </w:pPr>
+      <w:r>
+        <w:rPr>
+          <w:rStyle w:val="af9"/>
+        </w:rPr>
+        <w:annotationRef/>
+      </w:r>
+      <w:r>
+        <w:t>Красная строка.</w:t>
+      </w:r>
+    </w:p>
+  </w:comment>
+  <w:comment w:id="28" w:author="Kalentyev Alexey" w:date="2026-09-16T11:42:00Z" w:initials="KA">
+    <w:p>
+      <w:pPr>
+        <w:pStyle w:val="af7"/>
+        <w:ind w:firstLine="0"/>
+        <w:jc w:val="left"/>
+      </w:pPr>
+      <w:r>
+        <w:rPr>
+          <w:rStyle w:val="af9"/>
+        </w:rPr>
+        <w:annotationRef/>
+      </w:r>
+      <w:r>
+        <w:t>Висячая строка</w:t>
+      </w:r>
+    </w:p>
+  </w:comment>
+</w:comments>
+</file>
+
+<file path=word/commentsExtended.xml><?xml version="1.0" encoding="utf-8"?>
+<w15:commentsEx xmlns:wpc="http://schemas.microsoft.com/office/word/2010/wordprocessingCanvas" xmlns:cx="http://schemas.microsoft.com/office/drawing/2014/chartex" xmlns:cx1="http://schemas.microsoft.com/office/drawing/2015/9/8/chartex" xmlns:cx2="http://schemas.microsoft.com/office/drawing/2015/10/21/chartex" xmlns:cx3="http://schemas.microsoft.com/office/drawing/2016/5/9/chartex" xmlns:cx4="http://schemas.microsoft.com/office/drawing/2016/5/10/chartex" xmlns:cx5="http://schemas.microsoft.com/office/drawing/2016/5/11/chartex" xmlns:cx6="http://schemas.microsoft.com/office/drawing/2016/5/12/chartex" xmlns:cx7="http://schemas.microsoft.com/office/drawing/2016/5/13/chartex" xmlns:cx8="http://schemas.microsoft.com/office/drawing/2016/5/14/chartex" xmlns:mc="http://schemas.openxmlformats.org/markup-compatibility/2006" xmlns:aink="http://schemas.microsoft.com/office/drawing/2016/ink" xmlns:am3d="http://schemas.microsoft.com/office/drawing/2017/model3d" xmlns:o="urn:schemas-microsoft-com:office:office" xmlns:oel="http://schemas.microsoft.com/office/2019/extlst" xmlns:r="http://schemas.openxmlformats.org/officeDocument/2006/relationships" xmlns:m="http://schemas.openxmlformats.org/officeDocument/2006/math" xmlns:v="urn:schemas-microsoft-com:vml" xmlns:wp14="http://schemas.microsoft.com/office/word/2010/wordprocessingDrawing" xmlns:wp="http://schemas.openxmlformats.org/drawingml/2006/wordprocessingDrawing" xmlns:w10="urn:schemas-microsoft-com:office:word" xmlns:w="http://schemas.openxmlformats.org/wordprocessingml/2006/main" xmlns:w14="http://schemas.microsoft.com/office/word/2010/wordml" xmlns:w15="http://schemas.microsoft.com/office/word/2012/wordml" xmlns:w16cex="http://schemas.microsoft.com/office/word/2018/wordml/cex" xmlns:w16cid="http://schemas.microsoft.com/office/word/2016/wordml/cid" xmlns:w16="http://schemas.microsoft.com/office/word/2018/wordml" xmlns:w16du="http://schemas.microsoft.com/office/word/2023/wordml/word16du" xmlns:w16sdtdh="http://schemas.microsoft.com/office/word/2020/wordml/sdtdatahash" xmlns:w16sdtfl="http://schemas.microsoft.com/office/word/2024/wordml/sdtformatlock" xmlns:w16se="http://schemas.microsoft.com/office/word/2015/wordml/symex" xmlns:wpg="http://schemas.microsoft.com/office/word/2010/wordprocessingGroup" xmlns:wpi="http://schemas.microsoft.com/office/word/2010/wordprocessingInk" xmlns:wne="http://schemas.microsoft.com/office/word/2006/wordml" xmlns:wps="http://schemas.microsoft.com/office/word/2010/wordprocessingShape" mc:Ignorable="w14 w15 w16se w16cid w16 w16cex w16sdtdh w16sdtfl w16du wp14">
+  <w15:commentEx w15:paraId="59016ADB" w15:done="0"/>
+  <w15:commentEx w15:paraId="1267B935" w15:done="0"/>
+  <w15:commentEx w15:paraId="621A307B" w15:done="0"/>
+  <w15:commentEx w15:paraId="34630C17" w15:done="0"/>
+  <w15:commentEx w15:paraId="1738921C" w15:done="0"/>
+  <w15:commentEx w15:paraId="13C166FF" w15:done="0"/>
+</w15:commentsEx>
+</file>
+
+<file path=word/commentsExtensible.xml><?xml version="1.0" encoding="utf-8"?>
+<w16cex:commentsExtensible xmlns:wpc="http://schemas.microsoft.com/office/word/2010/wordprocessingCanvas" xmlns:cx="http://schemas.microsoft.com/office/drawing/2014/chartex" xmlns:cx1="http://schemas.microsoft.com/office/drawing/2015/9/8/chartex" xmlns:cx2="http://schemas.microsoft.com/office/drawing/2015/10/21/chartex" xmlns:cx3="http://schemas.microsoft.com/office/drawing/2016/5/9/chartex" xmlns:cx4="http://schemas.microsoft.com/office/drawing/2016/5/10/chartex" xmlns:cx5="http://schemas.microsoft.com/office/drawing/2016/5/11/chartex" xmlns:cx6="http://schemas.microsoft.com/office/drawing/2016/5/12/chartex" xmlns:cx7="http://schemas.microsoft.com/office/drawing/2016/5/13/chartex" xmlns:cx8="http://schemas.microsoft.com/office/drawing/2016/5/14/chartex" xmlns:cr="http://schemas.microsoft.com/office/comments/2020/reactions" xmlns:mc="http://schemas.openxmlformats.org/markup-compatibility/2006" xmlns:aink="http://schemas.microsoft.com/office/drawing/2016/ink" xmlns:am3d="http://schemas.microsoft.com/office/drawing/2017/model3d" xmlns:o="urn:schemas-microsoft-com:office:office" xmlns:oel="http://schemas.microsoft.com/office/2019/extlst" xmlns:r="http://schemas.openxmlformats.org/officeDocument/2006/relationships" xmlns:m="http://schemas.openxmlformats.org/officeDocument/2006/math" xmlns:v="urn:schemas-microsoft-com:vml" xmlns:wp14="http://schemas.microsoft.com/office/word/2010/wordprocessingDrawing" xmlns:wp="http://schemas.openxmlformats.org/drawingml/2006/wordprocessingDrawing" xmlns:w10="urn:schemas-microsoft-com:office:word" xmlns:w="http://schemas.openxmlformats.org/wordprocessingml/2006/main" xmlns:w14="http://schemas.microsoft.com/office/word/2010/wordml" xmlns:w15="http://schemas.microsoft.com/office/word/2012/wordml" xmlns:w16cex="http://schemas.microsoft.com/office/word/2018/wordml/cex" xmlns:w16cid="http://schemas.microsoft.com/office/word/2016/wordml/cid" xmlns:w16="http://schemas.microsoft.com/office/word/2018/wordml" xmlns:w16du="http://schemas.microsoft.com/office/word/2023/wordml/word16du" xmlns:w16sdtdh="http://schemas.microsoft.com/office/word/2020/wordml/sdtdatahash" xmlns:w16sdtfl="http://schemas.microsoft.com/office/word/2024/wordml/sdtformatlock" xmlns:w16se="http://schemas.microsoft.com/office/word/2015/wordml/symex" xmlns:wpg="http://schemas.microsoft.com/office/word/2010/wordprocessingGroup" xmlns:wpi="http://schemas.microsoft.com/office/word/2010/wordprocessingInk" xmlns:wne="http://schemas.microsoft.com/office/word/2006/wordml" xmlns:wps="http://schemas.microsoft.com/office/word/2010/wordprocessingShape" mc:Ignorable="w14 w15 w16se w16cid w16 w16cex w16sdtdh w16sdtfl cr w16du wp14">
+  <w16cex:commentExtensible w16cex:durableId="5342AC2F" w16cex:dateUtc="2026-09-16T04:39:00Z"/>
+  <w16cex:commentExtensible w16cex:durableId="3809F6BB" w16cex:dateUtc="2026-09-16T04:40:00Z"/>
+  <w16cex:commentExtensible w16cex:durableId="5FB2E83E" w16cex:dateUtc="2026-09-16T04:41:00Z"/>
+  <w16cex:commentExtensible w16cex:durableId="327C0EC9" w16cex:dateUtc="2026-09-16T04:41:00Z"/>
+  <w16cex:commentExtensible w16cex:durableId="251AE99B" w16cex:dateUtc="2026-09-16T04:41:00Z"/>
+  <w16cex:commentExtensible w16cex:durableId="4B522A4C" w16cex:dateUtc="2026-09-16T04:42:00Z"/>
+</w16cex:commentsExtensible>
+</file>
+
+<file path=word/commentsIds.xml><?xml version="1.0" encoding="utf-8"?>
+<w16cid:commentsIds xmlns:wpc="http://schemas.microsoft.com/office/word/2010/wordprocessingCanvas" xmlns:cx="http://schemas.microsoft.com/office/drawing/2014/chartex" xmlns:cx1="http://schemas.microsoft.com/office/drawing/2015/9/8/chartex" xmlns:cx2="http://schemas.microsoft.com/office/drawing/2015/10/21/chartex" xmlns:cx3="http://schemas.microsoft.com/office/drawing/2016/5/9/chartex" xmlns:cx4="http://schemas.microsoft.com/office/drawing/2016/5/10/chartex" xmlns:cx5="http://schemas.microsoft.com/office/drawing/2016/5/11/chartex" xmlns:cx6="http://schemas.microsoft.com/office/drawing/2016/5/12/chartex" xmlns:cx7="http://schemas.microsoft.com/office/drawing/2016/5/13/chartex" xmlns:cx8="http://schemas.microsoft.com/office/drawing/2016/5/14/chartex" xmlns:mc="http://schemas.openxmlformats.org/markup-compatibility/2006" xmlns:aink="http://schemas.microsoft.com/office/drawing/2016/ink" xmlns:am3d="http://schemas.microsoft.com/office/drawing/2017/model3d" xmlns:o="urn:schemas-microsoft-com:office:office" xmlns:oel="http://schemas.microsoft.com/office/2019/extlst" xmlns:r="http://schemas.openxmlformats.org/officeDocument/2006/relationships" xmlns:m="http://schemas.openxmlformats.org/officeDocument/2006/math" xmlns:v="urn:schemas-microsoft-com:vml" xmlns:wp14="http://schemas.microsoft.com/office/word/2010/wordprocessingDrawing" xmlns:wp="http://schemas.openxmlformats.org/drawingml/2006/wordprocessingDrawing" xmlns:w10="urn:schemas-microsoft-com:office:word" xmlns:w="http://schemas.openxmlformats.org/wordprocessingml/2006/main" xmlns:w14="http://schemas.microsoft.com/office/word/2010/wordml" xmlns:w15="http://schemas.microsoft.com/office/word/2012/wordml" xmlns:w16cex="http://schemas.microsoft.com/office/word/2018/wordml/cex" xmlns:w16cid="http://schemas.microsoft.com/office/word/2016/wordml/cid" xmlns:w16="http://schemas.microsoft.com/office/word/2018/wordml" xmlns:w16du="http://schemas.microsoft.com/office/word/2023/wordml/word16du" xmlns:w16sdtdh="http://schemas.microsoft.com/office/word/2020/wordml/sdtdatahash" xmlns:w16sdtfl="http://schemas.microsoft.com/office/word/2024/wordml/sdtformatlock" xmlns:w16se="http://schemas.microsoft.com/office/word/2015/wordml/symex" xmlns:wpg="http://schemas.microsoft.com/office/word/2010/wordprocessingGroup" xmlns:wpi="http://schemas.microsoft.com/office/word/2010/wordprocessingInk" xmlns:wne="http://schemas.microsoft.com/office/word/2006/wordml" xmlns:wps="http://schemas.microsoft.com/office/word/2010/wordprocessingShape" mc:Ignorable="w14 w15 w16se w16cid w16 w16cex w16sdtdh w16sdtfl w16du wp14">
+  <w16cid:commentId w16cid:paraId="59016ADB" w16cid:durableId="5342AC2F"/>
+  <w16cid:commentId w16cid:paraId="1267B935" w16cid:durableId="3809F6BB"/>
+  <w16cid:commentId w16cid:paraId="621A307B" w16cid:durableId="5FB2E83E"/>
+  <w16cid:commentId w16cid:paraId="34630C17" w16cid:durableId="327C0EC9"/>
+  <w16cid:commentId w16cid:paraId="1738921C" w16cid:durableId="251AE99B"/>
+  <w16cid:commentId w16cid:paraId="13C166FF" w16cid:durableId="4B522A4C"/>
+</w16cid:commentsIds>
+</file>
+
 <file path=word/endnotes.xml><?xml version="1.0" encoding="utf-8"?>
-<w:endnotes xmlns:wpc="http://schemas.microsoft.com/office/word/2010/wordprocessingCanvas" xmlns:cx="http://schemas.microsoft.com/office/drawing/2014/chartex" xmlns:cx1="http://schemas.microsoft.com/office/drawing/2015/9/8/chartex" xmlns:cx2="http://schemas.microsoft.com/office/drawing/2015/10/21/chartex" xmlns:cx3="http://schemas.microsoft.com/office/drawing/2016/5/9/chartex" xmlns:cx4="http://schemas.microsoft.com/office/drawing/2016/5/10/chartex" xmlns:cx5="http://schemas.microsoft.com/office/drawing/2016/5/11/chartex" xmlns:cx6="http://schemas.microsoft.com/office/drawing/2016/5/12/chartex" xmlns:cx7="http://schemas.microsoft.com/office/drawing/2016/5/13/chartex" xmlns:cx8="http://schemas.microsoft.com/office/drawing/2016/5/14/chartex" xmlns:mc="http://schemas.openxmlformats.org/markup-compatibility/2006" xmlns:aink="http://schemas.microsoft.com/office/drawing/2016/ink" xmlns:am3d="http://schemas.microsoft.com/office/drawing/2017/model3d" xmlns:o="urn:schemas-microsoft-com:office:office" xmlns:oel="http://schemas.microsoft.com/office/2019/extlst" xmlns:r="http://schemas.openxmlformats.org/officeDocument/2006/relationships" xmlns:m="http://schemas.openxmlformats.org/officeDocument/2006/math" xmlns:v="urn:schemas-microsoft-com:vml" xmlns:wp14="http://schemas.microsoft.com/office/word/2010/wordprocessingDrawing" xmlns:wp="http://schemas.openxmlformats.org/drawingml/2006/wordprocessingDrawing" xmlns:w10="urn:schemas-microsoft-com:office:word" xmlns:w="http://schemas.openxmlformats.org/wordprocessingml/2006/main" xmlns:w14="http://schemas.microsoft.com/office/word/2010/wordml" xmlns:w15="http://schemas.microsoft.com/office/word/2012/wordml" xmlns:w16cex="http://schemas.microsoft.com/office/word/2018/wordml/cex" xmlns:w16cid="http://schemas.microsoft.com/office/word/2016/wordml/cid" xmlns:w16="http://schemas.microsoft.com/office/word/2018/wordml" xmlns:w16sdtdh="http://schemas.microsoft.com/office/word/2020/wordml/sdtdatahash" xmlns:w16se="http://schemas.microsoft.com/office/word/2015/wordml/symex" xmlns:wpg="http://schemas.microsoft.com/office/word/2010/wordprocessingGroup" xmlns:wpi="http://schemas.microsoft.com/office/word/2010/wordprocessingInk" xmlns:wne="http://schemas.microsoft.com/office/word/2006/wordml" xmlns:wps="http://schemas.microsoft.com/office/word/2010/wordprocessingShape" mc:Ignorable="w14 w15 w16se w16cid w16 w16cex w16sdtdh wp14">
+<w:endnotes xmlns:wpc="http://schemas.microsoft.com/office/word/2010/wordprocessingCanvas" xmlns:cx="http://schemas.microsoft.com/office/drawing/2014/chartex" xmlns:cx1="http://schemas.microsoft.com/office/drawing/2015/9/8/chartex" xmlns:cx2="http://schemas.microsoft.com/office/drawing/2015/10/21/chartex" xmlns:cx3="http://schemas.microsoft.com/office/drawing/2016/5/9/chartex" xmlns:cx4="http://schemas.microsoft.com/office/drawing/2016/5/10/chartex" xmlns:cx5="http://schemas.microsoft.com/office/drawing/2016/5/11/chartex" xmlns:cx6="http://schemas.microsoft.com/office/drawing/2016/5/12/chartex" xmlns:cx7="http://schemas.microsoft.com/office/drawing/2016/5/13/chartex" xmlns:cx8="http://schemas.microsoft.com/office/drawing/2016/5/14/chartex" xmlns:mc="http://schemas.openxmlformats.org/markup-compatibility/2006" xmlns:aink="http://schemas.microsoft.com/office/drawing/2016/ink" xmlns:am3d="http://schemas.microsoft.com/office/drawing/2017/model3d" xmlns:o="urn:schemas-microsoft-com:office:office" xmlns:oel="http://schemas.microsoft.com/office/2019/extlst" xmlns:r="http://schemas.openxmlformats.org/officeDocument/2006/relationships" xmlns:m="http://schemas.openxmlformats.org/officeDocument/2006/math" xmlns:v="urn:schemas-microsoft-com:vml" xmlns:wp14="http://schemas.microsoft.com/office/word/2010/wordprocessingDrawing" xmlns:wp="http://schemas.openxmlformats.org/drawingml/2006/wordprocessingDrawing" xmlns:w10="urn:schemas-microsoft-com:office:word" xmlns:w="http://schemas.openxmlformats.org/wordprocessingml/2006/main" xmlns:w14="http://schemas.microsoft.com/office/word/2010/wordml" xmlns:w15="http://schemas.microsoft.com/office/word/2012/wordml" xmlns:w16cex="http://schemas.microsoft.com/office/word/2018/wordml/cex" xmlns:w16cid="http://schemas.microsoft.com/office/word/2016/wordml/cid" xmlns:w16="http://schemas.microsoft.com/office/word/2018/wordml" xmlns:w16du="http://schemas.microsoft.com/office/word/2023/wordml/word16du" xmlns:w16sdtdh="http://schemas.microsoft.com/office/word/2020/wordml/sdtdatahash" xmlns:w16sdtfl="http://schemas.microsoft.com/office/word/2024/wordml/sdtformatlock" xmlns:w16se="http://schemas.microsoft.com/office/word/2015/wordml/symex" xmlns:wpg="http://schemas.microsoft.com/office/word/2010/wordprocessingGroup" xmlns:wpi="http://schemas.microsoft.com/office/word/2010/wordprocessingInk" xmlns:wne="http://schemas.microsoft.com/office/word/2006/wordml" xmlns:wps="http://schemas.microsoft.com/office/word/2010/wordprocessingShape" mc:Ignorable="w14 w15 w16se w16cid w16 w16cex w16sdtdh w16sdtfl w16du wp14">
   <w:endnote w:type="separator" w:id="-1">
     <w:p>
       <w:pPr>
@@ -5091,7 +5163,7 @@
 </file>
 
 <file path=word/footer1.xml><?xml version="1.0" encoding="utf-8"?>
-<w:ftr xmlns:wpc="http://schemas.microsoft.com/office/word/2010/wordprocessingCanvas" xmlns:cx="http://schemas.microsoft.com/office/drawing/2014/chartex" xmlns:cx1="http://schemas.microsoft.com/office/drawing/2015/9/8/chartex" xmlns:cx2="http://schemas.microsoft.com/office/drawing/2015/10/21/chartex" xmlns:cx3="http://schemas.microsoft.com/office/drawing/2016/5/9/chartex" xmlns:cx4="http://schemas.microsoft.com/office/drawing/2016/5/10/chartex" xmlns:cx5="http://schemas.microsoft.com/office/drawing/2016/5/11/chartex" xmlns:cx6="http://schemas.microsoft.com/office/drawing/2016/5/12/chartex" xmlns:cx7="http://schemas.microsoft.com/office/drawing/2016/5/13/chartex" xmlns:cx8="http://schemas.microsoft.com/office/drawing/2016/5/14/chartex" xmlns:mc="http://schemas.openxmlformats.org/markup-compatibility/2006" xmlns:aink="http://schemas.microsoft.com/office/drawing/2016/ink" xmlns:am3d="http://schemas.microsoft.com/office/drawing/2017/model3d" xmlns:o="urn:schemas-microsoft-com:office:office" xmlns:oel="http://schemas.microsoft.com/office/2019/extlst" xmlns:r="http://schemas.openxmlformats.org/officeDocument/2006/relationships" xmlns:m="http://schemas.openxmlformats.org/officeDocument/2006/math" xmlns:v="urn:schemas-microsoft-com:vml" xmlns:wp14="http://schemas.microsoft.com/office/word/2010/wordprocessingDrawing" xmlns:wp="http://schemas.openxmlformats.org/drawingml/2006/wordprocessingDrawing" xmlns:w10="urn:schemas-microsoft-com:office:word" xmlns:w="http://schemas.openxmlformats.org/wordprocessingml/2006/main" xmlns:w14="http://schemas.microsoft.com/office/word/2010/wordml" xmlns:w15="http://schemas.microsoft.com/office/word/2012/wordml" xmlns:w16cex="http://schemas.microsoft.com/office/word/2018/wordml/cex" xmlns:w16cid="http://schemas.microsoft.com/office/word/2016/wordml/cid" xmlns:w16="http://schemas.microsoft.com/office/word/2018/wordml" xmlns:w16sdtdh="http://schemas.microsoft.com/office/word/2020/wordml/sdtdatahash" xmlns:w16se="http://schemas.microsoft.com/office/word/2015/wordml/symex" xmlns:wpg="http://schemas.microsoft.com/office/word/2010/wordprocessingGroup" xmlns:wpi="http://schemas.microsoft.com/office/word/2010/wordprocessingInk" xmlns:wne="http://schemas.microsoft.com/office/word/2006/wordml" xmlns:wps="http://schemas.microsoft.com/office/word/2010/wordprocessingShape" mc:Ignorable="w14 w15 w16se w16cid w16 w16cex w16sdtdh wp14">
+<w:ftr xmlns:wpc="http://schemas.microsoft.com/office/word/2010/wordprocessingCanvas" xmlns:cx="http://schemas.microsoft.com/office/drawing/2014/chartex" xmlns:cx1="http://schemas.microsoft.com/office/drawing/2015/9/8/chartex" xmlns:cx2="http://schemas.microsoft.com/office/drawing/2015/10/21/chartex" xmlns:cx3="http://schemas.microsoft.com/office/drawing/2016/5/9/chartex" xmlns:cx4="http://schemas.microsoft.com/office/drawing/2016/5/10/chartex" xmlns:cx5="http://schemas.microsoft.com/office/drawing/2016/5/11/chartex" xmlns:cx6="http://schemas.microsoft.com/office/drawing/2016/5/12/chartex" xmlns:cx7="http://schemas.microsoft.com/office/drawing/2016/5/13/chartex" xmlns:cx8="http://schemas.microsoft.com/office/drawing/2016/5/14/chartex" xmlns:mc="http://schemas.openxmlformats.org/markup-compatibility/2006" xmlns:aink="http://schemas.microsoft.com/office/drawing/2016/ink" xmlns:am3d="http://schemas.microsoft.com/office/drawing/2017/model3d" xmlns:o="urn:schemas-microsoft-com:office:office" xmlns:oel="http://schemas.microsoft.com/office/2019/extlst" xmlns:r="http://schemas.openxmlformats.org/officeDocument/2006/relationships" xmlns:m="http://schemas.openxmlformats.org/officeDocument/2006/math" xmlns:v="urn:schemas-microsoft-com:vml" xmlns:wp14="http://schemas.microsoft.com/office/word/2010/wordprocessingDrawing" xmlns:wp="http://schemas.openxmlformats.org/drawingml/2006/wordprocessingDrawing" xmlns:w10="urn:schemas-microsoft-com:office:word" xmlns:w="http://schemas.openxmlformats.org/wordprocessingml/2006/main" xmlns:w14="http://schemas.microsoft.com/office/word/2010/wordml" xmlns:w15="http://schemas.microsoft.com/office/word/2012/wordml" xmlns:w16cex="http://schemas.microsoft.com/office/word/2018/wordml/cex" xmlns:w16cid="http://schemas.microsoft.com/office/word/2016/wordml/cid" xmlns:w16="http://schemas.microsoft.com/office/word/2018/wordml" xmlns:w16du="http://schemas.microsoft.com/office/word/2023/wordml/word16du" xmlns:w16sdtdh="http://schemas.microsoft.com/office/word/2020/wordml/sdtdatahash" xmlns:w16sdtfl="http://schemas.microsoft.com/office/word/2024/wordml/sdtformatlock" xmlns:w16se="http://schemas.microsoft.com/office/word/2015/wordml/symex" xmlns:wpg="http://schemas.microsoft.com/office/word/2010/wordprocessingGroup" xmlns:wpi="http://schemas.microsoft.com/office/word/2010/wordprocessingInk" xmlns:wne="http://schemas.microsoft.com/office/word/2006/wordml" xmlns:wps="http://schemas.microsoft.com/office/word/2010/wordprocessingShape" mc:Ignorable="w14 w15 w16se w16cid w16 w16cex w16sdtdh w16sdtfl w16du wp14">
   <w:p>
     <w:pPr>
       <w:pStyle w:val="ac"/>
@@ -5101,7 +5173,7 @@
 </file>
 
 <file path=word/footer2.xml><?xml version="1.0" encoding="utf-8"?>
-<w:ftr xmlns:wpc="http://schemas.microsoft.com/office/word/2010/wordprocessingCanvas" xmlns:cx="http://schemas.microsoft.com/office/drawing/2014/chartex" xmlns:cx1="http://schemas.microsoft.com/office/drawing/2015/9/8/chartex" xmlns:cx2="http://schemas.microsoft.com/office/drawing/2015/10/21/chartex" xmlns:cx3="http://schemas.microsoft.com/office/drawing/2016/5/9/chartex" xmlns:cx4="http://schemas.microsoft.com/office/drawing/2016/5/10/chartex" xmlns:cx5="http://schemas.microsoft.com/office/drawing/2016/5/11/chartex" xmlns:cx6="http://schemas.microsoft.com/office/drawing/2016/5/12/chartex" xmlns:cx7="http://schemas.microsoft.com/office/drawing/2016/5/13/chartex" xmlns:cx8="http://schemas.microsoft.com/office/drawing/2016/5/14/chartex" xmlns:mc="http://schemas.openxmlformats.org/markup-compatibility/2006" xmlns:aink="http://schemas.microsoft.com/office/drawing/2016/ink" xmlns:am3d="http://schemas.microsoft.com/office/drawing/2017/model3d" xmlns:o="urn:schemas-microsoft-com:office:office" xmlns:oel="http://schemas.microsoft.com/office/2019/extlst" xmlns:r="http://schemas.openxmlformats.org/officeDocument/2006/relationships" xmlns:m="http://schemas.openxmlformats.org/officeDocument/2006/math" xmlns:v="urn:schemas-microsoft-com:vml" xmlns:wp14="http://schemas.microsoft.com/office/word/2010/wordprocessingDrawing" xmlns:wp="http://schemas.openxmlformats.org/drawingml/2006/wordprocessingDrawing" xmlns:w10="urn:schemas-microsoft-com:office:word" xmlns:w="http://schemas.openxmlformats.org/wordprocessingml/2006/main" xmlns:w14="http://schemas.microsoft.com/office/word/2010/wordml" xmlns:w15="http://schemas.microsoft.com/office/word/2012/wordml" xmlns:w16cex="http://schemas.microsoft.com/office/word/2018/wordml/cex" xmlns:w16cid="http://schemas.microsoft.com/office/word/2016/wordml/cid" xmlns:w16="http://schemas.microsoft.com/office/word/2018/wordml" xmlns:w16sdtdh="http://schemas.microsoft.com/office/word/2020/wordml/sdtdatahash" xmlns:w16se="http://schemas.microsoft.com/office/word/2015/wordml/symex" xmlns:wpg="http://schemas.microsoft.com/office/word/2010/wordprocessingGroup" xmlns:wpi="http://schemas.microsoft.com/office/word/2010/wordprocessingInk" xmlns:wne="http://schemas.microsoft.com/office/word/2006/wordml" xmlns:wps="http://schemas.microsoft.com/office/word/2010/wordprocessingShape" mc:Ignorable="w14 w15 w16se w16cid w16 w16cex w16sdtdh wp14">
+<w:ftr xmlns:wpc="http://schemas.microsoft.com/office/word/2010/wordprocessingCanvas" xmlns:cx="http://schemas.microsoft.com/office/drawing/2014/chartex" xmlns:cx1="http://schemas.microsoft.com/office/drawing/2015/9/8/chartex" xmlns:cx2="http://schemas.microsoft.com/office/drawing/2015/10/21/chartex" xmlns:cx3="http://schemas.microsoft.com/office/drawing/2016/5/9/chartex" xmlns:cx4="http://schemas.microsoft.com/office/drawing/2016/5/10/chartex" xmlns:cx5="http://schemas.microsoft.com/office/drawing/2016/5/11/chartex" xmlns:cx6="http://schemas.microsoft.com/office/drawing/2016/5/12/chartex" xmlns:cx7="http://schemas.microsoft.com/office/drawing/2016/5/13/chartex" xmlns:cx8="http://schemas.microsoft.com/office/drawing/2016/5/14/chartex" xmlns:mc="http://schemas.openxmlformats.org/markup-compatibility/2006" xmlns:aink="http://schemas.microsoft.com/office/drawing/2016/ink" xmlns:am3d="http://schemas.microsoft.com/office/drawing/2017/model3d" xmlns:o="urn:schemas-microsoft-com:office:office" xmlns:oel="http://schemas.microsoft.com/office/2019/extlst" xmlns:r="http://schemas.openxmlformats.org/officeDocument/2006/relationships" xmlns:m="http://schemas.openxmlformats.org/officeDocument/2006/math" xmlns:v="urn:schemas-microsoft-com:vml" xmlns:wp14="http://schemas.microsoft.com/office/word/2010/wordprocessingDrawing" xmlns:wp="http://schemas.openxmlformats.org/drawingml/2006/wordprocessingDrawing" xmlns:w10="urn:schemas-microsoft-com:office:word" xmlns:w="http://schemas.openxmlformats.org/wordprocessingml/2006/main" xmlns:w14="http://schemas.microsoft.com/office/word/2010/wordml" xmlns:w15="http://schemas.microsoft.com/office/word/2012/wordml" xmlns:w16cex="http://schemas.microsoft.com/office/word/2018/wordml/cex" xmlns:w16cid="http://schemas.microsoft.com/office/word/2016/wordml/cid" xmlns:w16="http://schemas.microsoft.com/office/word/2018/wordml" xmlns:w16du="http://schemas.microsoft.com/office/word/2023/wordml/word16du" xmlns:w16sdtdh="http://schemas.microsoft.com/office/word/2020/wordml/sdtdatahash" xmlns:w16sdtfl="http://schemas.microsoft.com/office/word/2024/wordml/sdtformatlock" xmlns:w16se="http://schemas.microsoft.com/office/word/2015/wordml/symex" xmlns:wpg="http://schemas.microsoft.com/office/word/2010/wordprocessingGroup" xmlns:wpi="http://schemas.microsoft.com/office/word/2010/wordprocessingInk" xmlns:wne="http://schemas.microsoft.com/office/word/2006/wordml" xmlns:wps="http://schemas.microsoft.com/office/word/2010/wordprocessingShape" mc:Ignorable="w14 w15 w16se w16cid w16 w16cex w16sdtdh w16sdtfl w16du wp14">
   <w:p>
     <w:pPr>
       <w:pBdr>
@@ -5126,7 +5198,7 @@
 </file>
 
 <file path=word/footnotes.xml><?xml version="1.0" encoding="utf-8"?>
-<w:footnotes xmlns:wpc="http://schemas.microsoft.com/office/word/2010/wordprocessingCanvas" xmlns:cx="http://schemas.microsoft.com/office/drawing/2014/chartex" xmlns:cx1="http://schemas.microsoft.com/office/drawing/2015/9/8/chartex" xmlns:cx2="http://schemas.microsoft.com/office/drawing/2015/10/21/chartex" xmlns:cx3="http://schemas.microsoft.com/office/drawing/2016/5/9/chartex" xmlns:cx4="http://schemas.microsoft.com/office/drawing/2016/5/10/chartex" xmlns:cx5="http://schemas.microsoft.com/office/drawing/2016/5/11/chartex" xmlns:cx6="http://schemas.microsoft.com/office/drawing/2016/5/12/chartex" xmlns:cx7="http://schemas.microsoft.com/office/drawing/2016/5/13/chartex" xmlns:cx8="http://schemas.microsoft.com/office/drawing/2016/5/14/chartex" xmlns:mc="http://schemas.openxmlformats.org/markup-compatibility/2006" xmlns:aink="http://schemas.microsoft.com/office/drawing/2016/ink" xmlns:am3d="http://schemas.microsoft.com/office/drawing/2017/model3d" xmlns:o="urn:schemas-microsoft-com:office:office" xmlns:oel="http://schemas.microsoft.com/office/2019/extlst" xmlns:r="http://schemas.openxmlformats.org/officeDocument/2006/relationships" xmlns:m="http://schemas.openxmlformats.org/officeDocument/2006/math" xmlns:v="urn:schemas-microsoft-com:vml" xmlns:wp14="http://schemas.microsoft.com/office/word/2010/wordprocessingDrawing" xmlns:wp="http://schemas.openxmlformats.org/drawingml/2006/wordprocessingDrawing" xmlns:w10="urn:schemas-microsoft-com:office:word" xmlns:w="http://schemas.openxmlformats.org/wordprocessingml/2006/main" xmlns:w14="http://schemas.microsoft.com/office/word/2010/wordml" xmlns:w15="http://schemas.microsoft.com/office/word/2012/wordml" xmlns:w16cex="http://schemas.microsoft.com/office/word/2018/wordml/cex" xmlns:w16cid="http://schemas.microsoft.com/office/word/2016/wordml/cid" xmlns:w16="http://schemas.microsoft.com/office/word/2018/wordml" xmlns:w16sdtdh="http://schemas.microsoft.com/office/word/2020/wordml/sdtdatahash" xmlns:w16se="http://schemas.microsoft.com/office/word/2015/wordml/symex" xmlns:wpg="http://schemas.microsoft.com/office/word/2010/wordprocessingGroup" xmlns:wpi="http://schemas.microsoft.com/office/word/2010/wordprocessingInk" xmlns:wne="http://schemas.microsoft.com/office/word/2006/wordml" xmlns:wps="http://schemas.microsoft.com/office/word/2010/wordprocessingShape" mc:Ignorable="w14 w15 w16se w16cid w16 w16cex w16sdtdh wp14">
+<w:footnotes xmlns:wpc="http://schemas.microsoft.com/office/word/2010/wordprocessingCanvas" xmlns:cx="http://schemas.microsoft.com/office/drawing/2014/chartex" xmlns:cx1="http://schemas.microsoft.com/office/drawing/2015/9/8/chartex" xmlns:cx2="http://schemas.microsoft.com/office/drawing/2015/10/21/chartex" xmlns:cx3="http://schemas.microsoft.com/office/drawing/2016/5/9/chartex" xmlns:cx4="http://schemas.microsoft.com/office/drawing/2016/5/10/chartex" xmlns:cx5="http://schemas.microsoft.com/office/drawing/2016/5/11/chartex" xmlns:cx6="http://schemas.microsoft.com/office/drawing/2016/5/12/chartex" xmlns:cx7="http://schemas.microsoft.com/office/drawing/2016/5/13/chartex" xmlns:cx8="http://schemas.microsoft.com/office/drawing/2016/5/14/chartex" xmlns:mc="http://schemas.openxmlformats.org/markup-compatibility/2006" xmlns:aink="http://schemas.microsoft.com/office/drawing/2016/ink" xmlns:am3d="http://schemas.microsoft.com/office/drawing/2017/model3d" xmlns:o="urn:schemas-microsoft-com:office:office" xmlns:oel="http://schemas.microsoft.com/office/2019/extlst" xmlns:r="http://schemas.openxmlformats.org/officeDocument/2006/relationships" xmlns:m="http://schemas.openxmlformats.org/officeDocument/2006/math" xmlns:v="urn:schemas-microsoft-com:vml" xmlns:wp14="http://schemas.microsoft.com/office/word/2010/wordprocessingDrawing" xmlns:wp="http://schemas.openxmlformats.org/drawingml/2006/wordprocessingDrawing" xmlns:w10="urn:schemas-microsoft-com:office:word" xmlns:w="http://schemas.openxmlformats.org/wordprocessingml/2006/main" xmlns:w14="http://schemas.microsoft.com/office/word/2010/wordml" xmlns:w15="http://schemas.microsoft.com/office/word/2012/wordml" xmlns:w16cex="http://schemas.microsoft.com/office/word/2018/wordml/cex" xmlns:w16cid="http://schemas.microsoft.com/office/word/2016/wordml/cid" xmlns:w16="http://schemas.microsoft.com/office/word/2018/wordml" xmlns:w16du="http://schemas.microsoft.com/office/word/2023/wordml/word16du" xmlns:w16sdtdh="http://schemas.microsoft.com/office/word/2020/wordml/sdtdatahash" xmlns:w16sdtfl="http://schemas.microsoft.com/office/word/2024/wordml/sdtformatlock" xmlns:w16se="http://schemas.microsoft.com/office/word/2015/wordml/symex" xmlns:wpg="http://schemas.microsoft.com/office/word/2010/wordprocessingGroup" xmlns:wpi="http://schemas.microsoft.com/office/word/2010/wordprocessingInk" xmlns:wne="http://schemas.microsoft.com/office/word/2006/wordml" xmlns:wps="http://schemas.microsoft.com/office/word/2010/wordprocessingShape" mc:Ignorable="w14 w15 w16se w16cid w16 w16cex w16sdtdh w16sdtfl w16du wp14">
   <w:footnote w:type="separator" w:id="-1">
     <w:p>
       <w:pPr>
@@ -5151,7 +5223,7 @@
 </file>
 
 <file path=word/header1.xml><?xml version="1.0" encoding="utf-8"?>
-<w:hdr xmlns:wpc="http://schemas.microsoft.com/office/word/2010/wordprocessingCanvas" xmlns:cx="http://schemas.microsoft.com/office/drawing/2014/chartex" xmlns:cx1="http://schemas.microsoft.com/office/drawing/2015/9/8/chartex" xmlns:cx2="http://schemas.microsoft.com/office/drawing/2015/10/21/chartex" xmlns:cx3="http://schemas.microsoft.com/office/drawing/2016/5/9/chartex" xmlns:cx4="http://schemas.microsoft.com/office/drawing/2016/5/10/chartex" xmlns:cx5="http://schemas.microsoft.com/office/drawing/2016/5/11/chartex" xmlns:cx6="http://schemas.microsoft.com/office/drawing/2016/5/12/chartex" xmlns:cx7="http://schemas.microsoft.com/office/drawing/2016/5/13/chartex" xmlns:cx8="http://schemas.microsoft.com/office/drawing/2016/5/14/chartex" xmlns:mc="http://schemas.openxmlformats.org/markup-compatibility/2006" xmlns:aink="http://schemas.microsoft.com/office/drawing/2016/ink" xmlns:am3d="http://schemas.microsoft.com/office/drawing/2017/model3d" xmlns:o="urn:schemas-microsoft-com:office:office" xmlns:oel="http://schemas.microsoft.com/office/2019/extlst" xmlns:r="http://schemas.openxmlformats.org/officeDocument/2006/relationships" xmlns:m="http://schemas.openxmlformats.org/officeDocument/2006/math" xmlns:v="urn:schemas-microsoft-com:vml" xmlns:wp14="http://schemas.microsoft.com/office/word/2010/wordprocessingDrawing" xmlns:wp="http://schemas.openxmlformats.org/drawingml/2006/wordprocessingDrawing" xmlns:w10="urn:schemas-microsoft-com:office:word" xmlns:w="http://schemas.openxmlformats.org/wordprocessingml/2006/main" xmlns:w14="http://schemas.microsoft.com/office/word/2010/wordml" xmlns:w15="http://schemas.microsoft.com/office/word/2012/wordml" xmlns:w16cex="http://schemas.microsoft.com/office/word/2018/wordml/cex" xmlns:w16cid="http://schemas.microsoft.com/office/word/2016/wordml/cid" xmlns:w16="http://schemas.microsoft.com/office/word/2018/wordml" xmlns:w16sdtdh="http://schemas.microsoft.com/office/word/2020/wordml/sdtdatahash" xmlns:w16se="http://schemas.microsoft.com/office/word/2015/wordml/symex" xmlns:wpg="http://schemas.microsoft.com/office/word/2010/wordprocessingGroup" xmlns:wpi="http://schemas.microsoft.com/office/word/2010/wordprocessingInk" xmlns:wne="http://schemas.microsoft.com/office/word/2006/wordml" xmlns:wps="http://schemas.microsoft.com/office/word/2010/wordprocessingShape" mc:Ignorable="w14 w15 w16se w16cid w16 w16cex w16sdtdh wp14">
+<w:hdr xmlns:wpc="http://schemas.microsoft.com/office/word/2010/wordprocessingCanvas" xmlns:cx="http://schemas.microsoft.com/office/drawing/2014/chartex" xmlns:cx1="http://schemas.microsoft.com/office/drawing/2015/9/8/chartex" xmlns:cx2="http://schemas.microsoft.com/office/drawing/2015/10/21/chartex" xmlns:cx3="http://schemas.microsoft.com/office/drawing/2016/5/9/chartex" xmlns:cx4="http://schemas.microsoft.com/office/drawing/2016/5/10/chartex" xmlns:cx5="http://schemas.microsoft.com/office/drawing/2016/5/11/chartex" xmlns:cx6="http://schemas.microsoft.com/office/drawing/2016/5/12/chartex" xmlns:cx7="http://schemas.microsoft.com/office/drawing/2016/5/13/chartex" xmlns:cx8="http://schemas.microsoft.com/office/drawing/2016/5/14/chartex" xmlns:mc="http://schemas.openxmlformats.org/markup-compatibility/2006" xmlns:aink="http://schemas.microsoft.com/office/drawing/2016/ink" xmlns:am3d="http://schemas.microsoft.com/office/drawing/2017/model3d" xmlns:o="urn:schemas-microsoft-com:office:office" xmlns:oel="http://schemas.microsoft.com/office/2019/extlst" xmlns:r="http://schemas.openxmlformats.org/officeDocument/2006/relationships" xmlns:m="http://schemas.openxmlformats.org/officeDocument/2006/math" xmlns:v="urn:schemas-microsoft-com:vml" xmlns:wp14="http://schemas.microsoft.com/office/word/2010/wordprocessingDrawing" xmlns:wp="http://schemas.openxmlformats.org/drawingml/2006/wordprocessingDrawing" xmlns:w10="urn:schemas-microsoft-com:office:word" xmlns:w="http://schemas.openxmlformats.org/wordprocessingml/2006/main" xmlns:w14="http://schemas.microsoft.com/office/word/2010/wordml" xmlns:w15="http://schemas.microsoft.com/office/word/2012/wordml" xmlns:w16cex="http://schemas.microsoft.com/office/word/2018/wordml/cex" xmlns:w16cid="http://schemas.microsoft.com/office/word/2016/wordml/cid" xmlns:w16="http://schemas.microsoft.com/office/word/2018/wordml" xmlns:w16du="http://schemas.microsoft.com/office/word/2023/wordml/word16du" xmlns:w16sdtdh="http://schemas.microsoft.com/office/word/2020/wordml/sdtdatahash" xmlns:w16sdtfl="http://schemas.microsoft.com/office/word/2024/wordml/sdtformatlock" xmlns:w16se="http://schemas.microsoft.com/office/word/2015/wordml/symex" xmlns:wpg="http://schemas.microsoft.com/office/word/2010/wordprocessingGroup" xmlns:wpi="http://schemas.microsoft.com/office/word/2010/wordprocessingInk" xmlns:wne="http://schemas.microsoft.com/office/word/2006/wordml" xmlns:wps="http://schemas.microsoft.com/office/word/2010/wordprocessingShape" mc:Ignorable="w14 w15 w16se w16cid w16 w16cex w16sdtdh w16sdtfl w16du wp14">
   <w:p>
     <w:pPr>
       <w:pBdr>
@@ -5171,7 +5243,7 @@
 </file>
 
 <file path=word/numbering.xml><?xml version="1.0" encoding="utf-8"?>
-<w:numbering xmlns:wpc="http://schemas.microsoft.com/office/word/2010/wordprocessingCanvas" xmlns:cx="http://schemas.microsoft.com/office/drawing/2014/chartex" xmlns:cx1="http://schemas.microsoft.com/office/drawing/2015/9/8/chartex" xmlns:cx2="http://schemas.microsoft.com/office/drawing/2015/10/21/chartex" xmlns:cx3="http://schemas.microsoft.com/office/drawing/2016/5/9/chartex" xmlns:cx4="http://schemas.microsoft.com/office/drawing/2016/5/10/chartex" xmlns:cx5="http://schemas.microsoft.com/office/drawing/2016/5/11/chartex" xmlns:cx6="http://schemas.microsoft.com/office/drawing/2016/5/12/chartex" xmlns:cx7="http://schemas.microsoft.com/office/drawing/2016/5/13/chartex" xmlns:cx8="http://schemas.microsoft.com/office/drawing/2016/5/14/chartex" xmlns:mc="http://schemas.openxmlformats.org/markup-compatibility/2006" xmlns:aink="http://schemas.microsoft.com/office/drawing/2016/ink" xmlns:am3d="http://schemas.microsoft.com/office/drawing/2017/model3d" xmlns:o="urn:schemas-microsoft-com:office:office" xmlns:oel="http://schemas.microsoft.com/office/2019/extlst" xmlns:r="http://schemas.openxmlformats.org/officeDocument/2006/relationships" xmlns:m="http://schemas.openxmlformats.org/officeDocument/2006/math" xmlns:v="urn:schemas-microsoft-com:vml" xmlns:wp14="http://schemas.microsoft.com/office/word/2010/wordprocessingDrawing" xmlns:wp="http://schemas.openxmlformats.org/drawingml/2006/wordprocessingDrawing" xmlns:w10="urn:schemas-microsoft-com:office:word" xmlns:w="http://schemas.openxmlformats.org/wordprocessingml/2006/main" xmlns:w14="http://schemas.microsoft.com/office/word/2010/wordml" xmlns:w15="http://schemas.microsoft.com/office/word/2012/wordml" xmlns:w16cex="http://schemas.microsoft.com/office/word/2018/wordml/cex" xmlns:w16cid="http://schemas.microsoft.com/office/word/2016/wordml/cid" xmlns:w16="http://schemas.microsoft.com/office/word/2018/wordml" xmlns:w16sdtdh="http://schemas.microsoft.com/office/word/2020/wordml/sdtdatahash" xmlns:w16se="http://schemas.microsoft.com/office/word/2015/wordml/symex" xmlns:wpg="http://schemas.microsoft.com/office/word/2010/wordprocessingGroup" xmlns:wpi="http://schemas.microsoft.com/office/word/2010/wordprocessingInk" xmlns:wne="http://schemas.microsoft.com/office/word/2006/wordml" xmlns:wps="http://schemas.microsoft.com/office/word/2010/wordprocessingShape" mc:Ignorable="w14 w15 w16se w16cid w16 w16cex w16sdtdh wp14">
+<w:numbering xmlns:wpc="http://schemas.microsoft.com/office/word/2010/wordprocessingCanvas" xmlns:cx="http://schemas.microsoft.com/office/drawing/2014/chartex" xmlns:cx1="http://schemas.microsoft.com/office/drawing/2015/9/8/chartex" xmlns:cx2="http://schemas.microsoft.com/office/drawing/2015/10/21/chartex" xmlns:cx3="http://schemas.microsoft.com/office/drawing/2016/5/9/chartex" xmlns:cx4="http://schemas.microsoft.com/office/drawing/2016/5/10/chartex" xmlns:cx5="http://schemas.microsoft.com/office/drawing/2016/5/11/chartex" xmlns:cx6="http://schemas.microsoft.com/office/drawing/2016/5/12/chartex" xmlns:cx7="http://schemas.microsoft.com/office/drawing/2016/5/13/chartex" xmlns:cx8="http://schemas.microsoft.com/office/drawing/2016/5/14/chartex" xmlns:mc="http://schemas.openxmlformats.org/markup-compatibility/2006" xmlns:aink="http://schemas.microsoft.com/office/drawing/2016/ink" xmlns:am3d="http://schemas.microsoft.com/office/drawing/2017/model3d" xmlns:o="urn:schemas-microsoft-com:office:office" xmlns:oel="http://schemas.microsoft.com/office/2019/extlst" xmlns:r="http://schemas.openxmlformats.org/officeDocument/2006/relationships" xmlns:m="http://schemas.openxmlformats.org/officeDocument/2006/math" xmlns:v="urn:schemas-microsoft-com:vml" xmlns:wp14="http://schemas.microsoft.com/office/word/2010/wordprocessingDrawing" xmlns:wp="http://schemas.openxmlformats.org/drawingml/2006/wordprocessingDrawing" xmlns:w10="urn:schemas-microsoft-com:office:word" xmlns:w="http://schemas.openxmlformats.org/wordprocessingml/2006/main" xmlns:w14="http://schemas.microsoft.com/office/word/2010/wordml" xmlns:w15="http://schemas.microsoft.com/office/word/2012/wordml" xmlns:w16cex="http://schemas.microsoft.com/office/word/2018/wordml/cex" xmlns:w16cid="http://schemas.microsoft.com/office/word/2016/wordml/cid" xmlns:w16="http://schemas.microsoft.com/office/word/2018/wordml" xmlns:w16du="http://schemas.microsoft.com/office/word/2023/wordml/word16du" xmlns:w16sdtdh="http://schemas.microsoft.com/office/word/2020/wordml/sdtdatahash" xmlns:w16sdtfl="http://schemas.microsoft.com/office/word/2024/wordml/sdtformatlock" xmlns:w16se="http://schemas.microsoft.com/office/word/2015/wordml/symex" xmlns:wpg="http://schemas.microsoft.com/office/word/2010/wordprocessingGroup" xmlns:wpi="http://schemas.microsoft.com/office/word/2010/wordprocessingInk" xmlns:wne="http://schemas.microsoft.com/office/word/2006/wordml" xmlns:wps="http://schemas.microsoft.com/office/word/2010/wordprocessingShape" mc:Ignorable="w14 w15 w16se w16cid w16 w16cex w16sdtdh w16sdtfl w16du wp14">
   <w:abstractNum w:abstractNumId="0" w15:restartNumberingAfterBreak="0">
     <w:nsid w:val="091A5443"/>
     <w:multiLevelType w:val="multilevel"/>
@@ -6613,8 +6685,16 @@
 </w:numbering>
 </file>
 
+<file path=word/people.xml><?xml version="1.0" encoding="utf-8"?>
+<w15:people xmlns:wpc="http://schemas.microsoft.com/office/word/2010/wordprocessingCanvas" xmlns:cx="http://schemas.microsoft.com/office/drawing/2014/chartex" xmlns:cx1="http://schemas.microsoft.com/office/drawing/2015/9/8/chartex" xmlns:cx2="http://schemas.microsoft.com/office/drawing/2015/10/21/chartex" xmlns:cx3="http://schemas.microsoft.com/office/drawing/2016/5/9/chartex" xmlns:cx4="http://schemas.microsoft.com/office/drawing/2016/5/10/chartex" xmlns:cx5="http://schemas.microsoft.com/office/drawing/2016/5/11/chartex" xmlns:cx6="http://schemas.microsoft.com/office/drawing/2016/5/12/chartex" xmlns:cx7="http://schemas.microsoft.com/office/drawing/2016/5/13/chartex" xmlns:cx8="http://schemas.microsoft.com/office/drawing/2016/5/14/chartex" xmlns:mc="http://schemas.openxmlformats.org/markup-compatibility/2006" xmlns:aink="http://schemas.microsoft.com/office/drawing/2016/ink" xmlns:am3d="http://schemas.microsoft.com/office/drawing/2017/model3d" xmlns:o="urn:schemas-microsoft-com:office:office" xmlns:oel="http://schemas.microsoft.com/office/2019/extlst" xmlns:r="http://schemas.openxmlformats.org/officeDocument/2006/relationships" xmlns:m="http://schemas.openxmlformats.org/officeDocument/2006/math" xmlns:v="urn:schemas-microsoft-com:vml" xmlns:wp14="http://schemas.microsoft.com/office/word/2010/wordprocessingDrawing" xmlns:wp="http://schemas.openxmlformats.org/drawingml/2006/wordprocessingDrawing" xmlns:w10="urn:schemas-microsoft-com:office:word" xmlns:w="http://schemas.openxmlformats.org/wordprocessingml/2006/main" xmlns:w14="http://schemas.microsoft.com/office/word/2010/wordml" xmlns:w15="http://schemas.microsoft.com/office/word/2012/wordml" xmlns:w16cex="http://schemas.microsoft.com/office/word/2018/wordml/cex" xmlns:w16cid="http://schemas.microsoft.com/office/word/2016/wordml/cid" xmlns:w16="http://schemas.microsoft.com/office/word/2018/wordml" xmlns:w16du="http://schemas.microsoft.com/office/word/2023/wordml/word16du" xmlns:w16sdtdh="http://schemas.microsoft.com/office/word/2020/wordml/sdtdatahash" xmlns:w16sdtfl="http://schemas.microsoft.com/office/word/2024/wordml/sdtformatlock" xmlns:w16se="http://schemas.microsoft.com/office/word/2015/wordml/symex" xmlns:wpg="http://schemas.microsoft.com/office/word/2010/wordprocessingGroup" xmlns:wpi="http://schemas.microsoft.com/office/word/2010/wordprocessingInk" xmlns:wne="http://schemas.microsoft.com/office/word/2006/wordml" xmlns:wps="http://schemas.microsoft.com/office/word/2010/wordprocessingShape" mc:Ignorable="w14 w15 w16se w16cid w16 w16cex w16sdtdh w16sdtfl w16du wp14">
+  <w15:person w15:author="Kalentyev Alexey">
+    <w15:presenceInfo w15:providerId="Windows Live" w15:userId="da819b8650d7d997"/>
+  </w15:person>
+</w15:people>
+</file>
+
 <file path=word/styles.xml><?xml version="1.0" encoding="utf-8"?>
-<w:styles xmlns:mc="http://schemas.openxmlformats.org/markup-compatibility/2006" xmlns:r="http://schemas.openxmlformats.org/officeDocument/2006/relationships" xmlns:w="http://schemas.openxmlformats.org/wordprocessingml/2006/main" xmlns:w14="http://schemas.microsoft.com/office/word/2010/wordml" xmlns:w15="http://schemas.microsoft.com/office/word/2012/wordml" xmlns:w16cex="http://schemas.microsoft.com/office/word/2018/wordml/cex" xmlns:w16cid="http://schemas.microsoft.com/office/word/2016/wordml/cid" xmlns:w16="http://schemas.microsoft.com/office/word/2018/wordml" xmlns:w16sdtdh="http://schemas.microsoft.com/office/word/2020/wordml/sdtdatahash" xmlns:w16se="http://schemas.microsoft.com/office/word/2015/wordml/symex" mc:Ignorable="w14 w15 w16se w16cid w16 w16cex w16sdtdh">
+<w:styles xmlns:mc="http://schemas.openxmlformats.org/markup-compatibility/2006" xmlns:r="http://schemas.openxmlformats.org/officeDocument/2006/relationships" xmlns:w="http://schemas.openxmlformats.org/wordprocessingml/2006/main" xmlns:w14="http://schemas.microsoft.com/office/word/2010/wordml" xmlns:w15="http://schemas.microsoft.com/office/word/2012/wordml" xmlns:w16cex="http://schemas.microsoft.com/office/word/2018/wordml/cex" xmlns:w16cid="http://schemas.microsoft.com/office/word/2016/wordml/cid" xmlns:w16="http://schemas.microsoft.com/office/word/2018/wordml" xmlns:w16du="http://schemas.microsoft.com/office/word/2023/wordml/word16du" xmlns:w16sdtdh="http://schemas.microsoft.com/office/word/2020/wordml/sdtdatahash" xmlns:w16sdtfl="http://schemas.microsoft.com/office/word/2024/wordml/sdtformatlock" xmlns:w16se="http://schemas.microsoft.com/office/word/2015/wordml/symex" mc:Ignorable="w14 w15 w16se w16cid w16 w16cex w16sdtdh w16sdtfl w16du">
   <w:docDefaults>
     <w:rPrDefault>
       <w:rPr>
@@ -7779,7 +7859,6 @@
     <w:basedOn w:val="a"/>
     <w:link w:val="af8"/>
     <w:uiPriority w:val="99"/>
-    <w:semiHidden/>
     <w:unhideWhenUsed/>
     <w:pPr>
       <w:spacing w:line="240" w:lineRule="auto"/>
@@ -7794,7 +7873,6 @@
     <w:basedOn w:val="a0"/>
     <w:link w:val="af7"/>
     <w:uiPriority w:val="99"/>
-    <w:semiHidden/>
     <w:rPr>
       <w:sz w:val="20"/>
       <w:szCs w:val="20"/>
@@ -7809,6 +7887,34 @@
     <w:rPr>
       <w:sz w:val="16"/>
       <w:szCs w:val="16"/>
+    </w:rPr>
+  </w:style>
+  <w:style w:type="paragraph" w:styleId="afa">
+    <w:name w:val="annotation subject"/>
+    <w:basedOn w:val="af7"/>
+    <w:next w:val="af7"/>
+    <w:link w:val="afb"/>
+    <w:uiPriority w:val="99"/>
+    <w:semiHidden/>
+    <w:unhideWhenUsed/>
+    <w:rsid w:val="00030DD5"/>
+    <w:rPr>
+      <w:b/>
+      <w:bCs/>
+    </w:rPr>
+  </w:style>
+  <w:style w:type="character" w:customStyle="1" w:styleId="afb">
+    <w:name w:val="Тема примечания Знак"/>
+    <w:basedOn w:val="af8"/>
+    <w:link w:val="afa"/>
+    <w:uiPriority w:val="99"/>
+    <w:semiHidden/>
+    <w:rsid w:val="00030DD5"/>
+    <w:rPr>
+      <w:b/>
+      <w:bCs/>
+      <w:sz w:val="20"/>
+      <w:szCs w:val="20"/>
     </w:rPr>
   </w:style>
 </w:styles>
@@ -8076,28 +8182,28 @@
 </file>
 
 <file path=customXml/item1.xml><?xml version="1.0" encoding="utf-8"?>
+<b:Sources xmlns:b="http://schemas.openxmlformats.org/officeDocument/2006/bibliography" xmlns="http://schemas.openxmlformats.org/officeDocument/2006/bibliography" SelectedStyle="\APASixthEditionOfficeOnline.xsl" StyleName="APA" Version="6"/>
+</file>
+
+<file path=customXml/item2.xml><?xml version="1.0" encoding="utf-8"?>
 <go:gDocsCustomXmlDataStorage xmlns:go="http://customooxmlschemas.google.com/" xmlns:r="http://schemas.openxmlformats.org/officeDocument/2006/relationships" uri="GoogleDocsCustomDataVersion2">
   <go:docsCustomData xmlns:go="http://customooxmlschemas.google.com/" roundtripDataSignature="AMtx7mhsKNg9KKZ8F82+/ilNsWoX/jzONg==">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</go:docsCustomData>
 </go:gDocsCustomXmlDataStorage>
 </file>
 
-<file path=customXml/item2.xml><?xml version="1.0" encoding="utf-8"?>
-<b:Sources xmlns:b="http://schemas.openxmlformats.org/officeDocument/2006/bibliography" xmlns="http://schemas.openxmlformats.org/officeDocument/2006/bibliography" SelectedStyle="\APASixthEditionOfficeOnline.xsl" StyleName="APA" Version="6"/>
+<file path=customXml/itemProps1.xml><?xml version="1.0" encoding="utf-8"?>
+<ds:datastoreItem xmlns:ds="http://schemas.openxmlformats.org/officeDocument/2006/customXml" ds:itemID="{C63FDE1D-BBE3-4590-A45C-D4F199E73318}">
+  <ds:schemaRefs>
+    <ds:schemaRef ds:uri="http://schemas.openxmlformats.org/officeDocument/2006/bibliography"/>
+  </ds:schemaRefs>
+</ds:datastoreItem>
 </file>
 
-<file path=customXml/itemProps1.xml><?xml version="1.0" encoding="utf-8"?>
+<file path=customXml/itemProps2.xml><?xml version="1.0" encoding="utf-8"?>
 <ds:datastoreItem xmlns:ds="http://schemas.openxmlformats.org/officeDocument/2006/customXml" ds:itemID="{11111111-1234-1234-1234-123412341234}">
   <ds:schemaRefs>
     <ds:schemaRef ds:uri="http://customooxmlschemas.google.com/"/>
     <ds:schemaRef ds:uri="http://schemas.openxmlformats.org/officeDocument/2006/relationships"/>
   </ds:schemaRefs>
 </ds:datastoreItem>
-</file>
-
-<file path=customXml/itemProps2.xml><?xml version="1.0" encoding="utf-8"?>
-<ds:datastoreItem xmlns:ds="http://schemas.openxmlformats.org/officeDocument/2006/customXml" ds:itemID="{C63FDE1D-BBE3-4590-A45C-D4F199E73318}">
-  <ds:schemaRefs>
-    <ds:schemaRef ds:uri="http://schemas.openxmlformats.org/officeDocument/2006/bibliography"/>
-  </ds:schemaRefs>
-</ds:datastoreItem>
 </file>
--- a/Лабораторная 2 ТЗ Сурков.docx
+++ b/Лабораторная 2 ТЗ Сурков.docx
@@ -1374,7 +1374,9 @@
     <w:p/>
     <w:p>
       <w:pPr>
-        <w:jc w:val="center"/>
+        <w:rPr>
+          <w:noProof/>
+        </w:rPr>
       </w:pPr>
       <w:r>
         <w:t xml:space="preserve">Назначение </w:t>
@@ -1405,15 +1407,25 @@
         </w:rPr>
         <w:commentReference w:id="8"/>
       </w:r>
+    </w:p>
+    <w:p>
+      <w:pPr>
+        <w:spacing w:line="240" w:lineRule="auto"/>
+        <w:ind w:firstLine="0"/>
+        <w:jc w:val="center"/>
+        <w:rPr>
+          <w:lang w:val="en-US"/>
+        </w:rPr>
+      </w:pPr>
       <w:r>
         <w:rPr>
           <w:noProof/>
         </w:rPr>
         <w:drawing>
-          <wp:inline distT="0" distB="0" distL="0" distR="0" wp14:anchorId="1D4B3F25" wp14:editId="5224DD70">
-            <wp:extent cx="3635548" cy="3407434"/>
-            <wp:effectExtent l="0" t="0" r="3175" b="2540"/>
-            <wp:docPr id="1084229600" name="Рисунок 1"/>
+          <wp:inline distT="0" distB="0" distL="0" distR="0" wp14:anchorId="65E7A28B" wp14:editId="712C3350">
+            <wp:extent cx="4012758" cy="3764478"/>
+            <wp:effectExtent l="0" t="0" r="6985" b="7620"/>
+            <wp:docPr id="1002885496" name="Рисунок 1"/>
             <wp:cNvGraphicFramePr>
               <a:graphicFrameLocks xmlns:a="http://schemas.openxmlformats.org/drawingml/2006/main" noChangeAspect="1"/>
             </wp:cNvGraphicFramePr>
@@ -1421,7 +1433,7 @@
               <a:graphicData uri="http://schemas.openxmlformats.org/drawingml/2006/picture">
                 <pic:pic xmlns:pic="http://schemas.openxmlformats.org/drawingml/2006/picture">
                   <pic:nvPicPr>
-                    <pic:cNvPr id="1084229600" name=""/>
+                    <pic:cNvPr id="1002885496" name=""/>
                     <pic:cNvPicPr/>
                   </pic:nvPicPr>
                   <pic:blipFill>
@@ -1433,7 +1445,7 @@
                   <pic:spPr>
                     <a:xfrm>
                       <a:off x="0" y="0"/>
-                      <a:ext cx="3642918" cy="3414342"/>
+                      <a:ext cx="4034513" cy="3784887"/>
                     </a:xfrm>
                     <a:prstGeom prst="rect">
                       <a:avLst/>
@@ -1465,25 +1477,49 @@
         <w:rPr>
           <w:color w:val="000000"/>
         </w:rPr>
-        <w:t xml:space="preserve">Рисунок 2.1 </w:t>
-      </w:r>
-      <w:commentRangeStart w:id="9"/>
-      <w:r>
-        <w:rPr>
-          <w:color w:val="000000"/>
-        </w:rPr>
-        <w:t>-</w:t>
-      </w:r>
-      <w:commentRangeEnd w:id="9"/>
-      <w:r>
-        <w:rPr>
-          <w:rStyle w:val="af9"/>
-          <w:color w:val="000000"/>
-          <w:sz w:val="28"/>
-          <w:szCs w:val="28"/>
-        </w:rPr>
-        <w:commentReference w:id="9"/>
-      </w:r>
+        <w:t>Рисунок 2.1</w:t>
+      </w:r>
+      <w:del w:id="9" w:author="vesurkov" w:date="2026-09-23T08:47:00Z" w16du:dateUtc="2026-09-23T01:47:00Z">
+        <w:r>
+          <w:rPr>
+            <w:color w:val="000000"/>
+          </w:rPr>
+          <w:delText xml:space="preserve"> </w:delText>
+        </w:r>
+      </w:del>
+      <w:ins w:id="10" w:author="vesurkov" w:date="2026-09-23T08:52:00Z" w16du:dateUtc="2026-09-23T01:52:00Z">
+        <w:r>
+          <w:rPr>
+            <w:color w:val="000000"/>
+            <w:rPrChange w:id="11" w:author="vesurkov" w:date="2026-09-23T08:52:00Z" w16du:dateUtc="2026-09-23T01:52:00Z">
+              <w:rPr>
+                <w:color w:val="000000"/>
+                <w:lang w:val="en-US"/>
+              </w:rPr>
+            </w:rPrChange>
+          </w:rPr>
+          <w:t xml:space="preserve"> —</w:t>
+        </w:r>
+      </w:ins>
+      <w:commentRangeStart w:id="12"/>
+      <w:del w:id="13" w:author="vesurkov" w:date="2026-09-23T08:47:00Z" w16du:dateUtc="2026-09-23T01:47:00Z">
+        <w:r>
+          <w:rPr>
+            <w:color w:val="000000"/>
+          </w:rPr>
+          <w:delText>-</w:delText>
+        </w:r>
+        <w:commentRangeEnd w:id="12"/>
+        <w:r>
+          <w:rPr>
+            <w:rStyle w:val="af9"/>
+            <w:color w:val="000000"/>
+            <w:sz w:val="28"/>
+            <w:szCs w:val="28"/>
+          </w:rPr>
+          <w:commentReference w:id="12"/>
+        </w:r>
+      </w:del>
       <w:r>
         <w:rPr>
           <w:color w:val="000000"/>
@@ -1515,8 +1551,8 @@
         </w:numPr>
         <w:jc w:val="center"/>
       </w:pPr>
-      <w:bookmarkStart w:id="10" w:name="_heading=h.4d34og8" w:colFirst="0" w:colLast="0"/>
-      <w:bookmarkEnd w:id="10"/>
+      <w:bookmarkStart w:id="14" w:name="_heading=h.4d34og8" w:colFirst="0" w:colLast="0"/>
+      <w:bookmarkEnd w:id="14"/>
       <w:r>
         <w:lastRenderedPageBreak/>
         <w:t>ТРЕБОВАНИЯ К АВТОМАТИЗИРОВАННОЙ СИСТЕМЕ</w:t>
@@ -1532,8 +1568,8 @@
         </w:numPr>
         <w:jc w:val="center"/>
       </w:pPr>
-      <w:bookmarkStart w:id="11" w:name="_heading=h.2s8eyo1" w:colFirst="0" w:colLast="0"/>
-      <w:bookmarkEnd w:id="11"/>
+      <w:bookmarkStart w:id="15" w:name="_heading=h.2s8eyo1" w:colFirst="0" w:colLast="0"/>
+      <w:bookmarkEnd w:id="15"/>
       <w:r>
         <w:t>Требования к структуре АС в целом</w:t>
       </w:r>
@@ -2301,8 +2337,8 @@
           <w:numId w:val="5"/>
         </w:numPr>
       </w:pPr>
-      <w:bookmarkStart w:id="12" w:name="_heading=h.17dp8vu" w:colFirst="0" w:colLast="0"/>
-      <w:bookmarkEnd w:id="12"/>
+      <w:bookmarkStart w:id="16" w:name="_heading=h.17dp8vu" w:colFirst="0" w:colLast="0"/>
+      <w:bookmarkEnd w:id="16"/>
       <w:r>
         <w:t>Требования к функциям (задачам), выполняемым АС</w:t>
       </w:r>
@@ -2320,24 +2356,36 @@
     </w:p>
     <w:p>
       <w:pPr>
-        <w:ind w:left="576" w:firstLine="0"/>
-      </w:pPr>
-      <w:commentRangeStart w:id="13"/>
+        <w:ind w:left="578"/>
+        <w:pPrChange w:id="17" w:author="vesurkov" w:date="2026-09-23T08:54:00Z" w16du:dateUtc="2026-09-23T01:54:00Z">
+          <w:pPr>
+            <w:ind w:left="576" w:firstLine="0"/>
+          </w:pPr>
+        </w:pPrChange>
+      </w:pPr>
+      <w:commentRangeStart w:id="18"/>
       <w:r>
         <w:t xml:space="preserve">Заглушка для проводов в столешнице </w:t>
       </w:r>
-      <w:commentRangeStart w:id="14"/>
-      <w:r>
-        <w:t>-</w:t>
-      </w:r>
-      <w:commentRangeEnd w:id="14"/>
+      <w:ins w:id="19" w:author="vesurkov" w:date="2026-09-23T08:52:00Z" w16du:dateUtc="2026-09-23T01:52:00Z">
+        <w:r>
+          <w:t>—</w:t>
+        </w:r>
+      </w:ins>
+      <w:commentRangeStart w:id="20"/>
+      <w:del w:id="21" w:author="vesurkov" w:date="2026-09-23T08:52:00Z" w16du:dateUtc="2026-09-23T01:52:00Z">
+        <w:r>
+          <w:delText>-</w:delText>
+        </w:r>
+      </w:del>
+      <w:commentRangeEnd w:id="20"/>
       <w:r>
         <w:rPr>
           <w:rStyle w:val="af9"/>
           <w:sz w:val="28"/>
           <w:szCs w:val="28"/>
         </w:rPr>
-        <w:commentReference w:id="14"/>
+        <w:commentReference w:id="20"/>
       </w:r>
       <w:r>
         <w:t xml:space="preserve"> элемент мебельной фурнитуры, устанавливаемый в сквозное монтажное отверстие стола для вывода и упорядочивания кабелей офисной техники, а также защиты изоляции от повреждения о края столешницы.</w:t>
@@ -2345,7 +2393,12 @@
     </w:p>
     <w:p>
       <w:pPr>
-        <w:ind w:left="576" w:firstLine="0"/>
+        <w:ind w:left="578"/>
+        <w:pPrChange w:id="22" w:author="vesurkov" w:date="2026-09-23T08:54:00Z" w16du:dateUtc="2026-09-23T01:54:00Z">
+          <w:pPr>
+            <w:ind w:left="576" w:firstLine="0"/>
+          </w:pPr>
+        </w:pPrChange>
       </w:pPr>
       <w:r>
         <w:t xml:space="preserve">В рамках задачи должен быть спроектирован и реализован механизм задания параметров с проверкой их корректности, а также разработана система взаимодействия с API САПР </w:t>
@@ -2362,16 +2415,16 @@
       <w:r>
         <w:t xml:space="preserve">, производящая построение модели заглушки по заданным параметрам. </w:t>
       </w:r>
-      <w:bookmarkStart w:id="15" w:name="_heading=h.8tdtwvsvc6fg" w:colFirst="0" w:colLast="0"/>
-      <w:bookmarkEnd w:id="15"/>
-      <w:commentRangeEnd w:id="13"/>
+      <w:bookmarkStart w:id="23" w:name="_heading=h.8tdtwvsvc6fg" w:colFirst="0" w:colLast="0"/>
+      <w:bookmarkEnd w:id="23"/>
+      <w:commentRangeEnd w:id="18"/>
       <w:r>
         <w:rPr>
           <w:rStyle w:val="af9"/>
           <w:sz w:val="28"/>
           <w:szCs w:val="28"/>
         </w:rPr>
-        <w:commentReference w:id="13"/>
+        <w:commentReference w:id="18"/>
       </w:r>
     </w:p>
     <w:p/>
@@ -2384,8 +2437,8 @@
         </w:numPr>
         <w:jc w:val="center"/>
       </w:pPr>
-      <w:bookmarkStart w:id="16" w:name="_heading=h.3rdcrjn" w:colFirst="0" w:colLast="0"/>
-      <w:bookmarkEnd w:id="16"/>
+      <w:bookmarkStart w:id="24" w:name="_heading=h.3rdcrjn" w:colFirst="0" w:colLast="0"/>
+      <w:bookmarkEnd w:id="24"/>
       <w:r>
         <w:lastRenderedPageBreak/>
         <w:t>Требования к видам обеспечения АС</w:t>
@@ -2464,7 +2517,20 @@
         <w:ind w:firstLine="720"/>
       </w:pPr>
       <w:r>
-        <w:t xml:space="preserve">При выборе программного обеспечения необходимо отдавать предпочтение платформам разработки и библиотекам, распространяемым под лицензией MIT или аналогичным ей лицензиям, допускающим свободное использование в любом ПО и освобождающим использующих от любой оплаты. Версия САПР </w:t>
+        <w:t xml:space="preserve">При выборе </w:t>
+      </w:r>
+      <w:del w:id="25" w:author="vesurkov" w:date="2026-09-23T09:04:00Z" w16du:dateUtc="2026-09-23T02:04:00Z">
+        <w:r>
+          <w:delText>программного обеспечения</w:delText>
+        </w:r>
+      </w:del>
+      <w:ins w:id="26" w:author="vesurkov" w:date="2026-09-23T09:04:00Z" w16du:dateUtc="2026-09-23T02:04:00Z">
+        <w:r>
+          <w:t>ПО</w:t>
+        </w:r>
+      </w:ins>
+      <w:r>
+        <w:t xml:space="preserve"> необходимо отдавать предпочтение платформам разработки и библиотекам, распространяемым под лицензией MIT или аналогичным ей лицензиям, допускающим свободное использование в любом ПО и освобождающим использующих от любой оплаты. Версия САПР </w:t>
       </w:r>
       <w:r>
         <w:t>“</w:t>
@@ -2487,20 +2553,24 @@
     </w:p>
     <w:p>
       <w:pPr>
-        <w:ind w:firstLine="0"/>
-      </w:pPr>
-      <w:commentRangeStart w:id="17"/>
+        <w:pPrChange w:id="27" w:author="vesurkov" w:date="2026-09-23T08:54:00Z" w16du:dateUtc="2026-09-23T01:54:00Z">
+          <w:pPr>
+            <w:ind w:firstLine="0"/>
+          </w:pPr>
+        </w:pPrChange>
+      </w:pPr>
+      <w:commentRangeStart w:id="28"/>
       <w:r>
         <w:t>Помимо</w:t>
       </w:r>
-      <w:commentRangeEnd w:id="17"/>
+      <w:commentRangeEnd w:id="28"/>
       <w:r>
         <w:rPr>
           <w:rStyle w:val="af9"/>
           <w:sz w:val="28"/>
           <w:szCs w:val="28"/>
         </w:rPr>
-        <w:commentReference w:id="17"/>
+        <w:commentReference w:id="28"/>
       </w:r>
       <w:r>
         <w:t xml:space="preserve"> этого, разработанная система должна работать на ПК с ОС Windows версии 10 и старше и разрядностью х64 с NET Framework 4.7.2.</w:t>
@@ -2512,10 +2582,30 @@
           <w:ilvl w:val="2"/>
           <w:numId w:val="5"/>
         </w:numPr>
+        <w:ind w:left="709" w:hanging="709"/>
+        <w:pPrChange w:id="29" w:author="vesurkov" w:date="2026-09-23T08:54:00Z" w16du:dateUtc="2026-09-23T01:54:00Z">
+          <w:pPr>
+            <w:numPr>
+              <w:ilvl w:val="2"/>
+              <w:numId w:val="5"/>
+            </w:numPr>
+            <w:ind w:left="720" w:hanging="720"/>
+          </w:pPr>
+        </w:pPrChange>
       </w:pPr>
       <w:r>
         <w:t>Требования к техническому обеспечению системы</w:t>
       </w:r>
+      <w:ins w:id="30" w:author="vesurkov" w:date="2026-09-23T09:02:00Z" w16du:dateUtc="2026-09-23T02:02:00Z">
+        <w:r>
+          <w:t xml:space="preserve">: </w:t>
+        </w:r>
+      </w:ins>
+      <w:ins w:id="31" w:author="vesurkov" w:date="2026-09-23T09:07:00Z" w16du:dateUtc="2026-09-23T02:07:00Z">
+        <w:r>
+          <w:t>процессор 2.5 ГГц; ОЗУ 16 ГБ; диск 24 ГБ; видеокарта 4 ГБ и поддержкой OpenGL 4.5.</w:t>
+        </w:r>
+      </w:ins>
     </w:p>
     <w:p>
       <w:pPr>
@@ -2523,10 +2613,15 @@
           <w:ilvl w:val="0"/>
           <w:numId w:val="2"/>
         </w:numPr>
-      </w:pPr>
-      <w:r>
-        <w:t>ЦП 2.5 ГГц;</w:t>
-      </w:r>
+        <w:rPr>
+          <w:del w:id="32" w:author="vesurkov" w:date="2026-09-23T09:02:00Z" w16du:dateUtc="2026-09-23T02:02:00Z"/>
+        </w:rPr>
+      </w:pPr>
+      <w:del w:id="33" w:author="vesurkov" w:date="2026-09-23T09:02:00Z" w16du:dateUtc="2026-09-23T02:02:00Z">
+        <w:r>
+          <w:delText>ЦП 2.5 ГГц;</w:delText>
+        </w:r>
+      </w:del>
     </w:p>
     <w:p>
       <w:pPr>
@@ -2534,10 +2629,15 @@
           <w:ilvl w:val="0"/>
           <w:numId w:val="2"/>
         </w:numPr>
-      </w:pPr>
-      <w:r>
-        <w:t>16 ГБ ОЗУ;</w:t>
-      </w:r>
+        <w:rPr>
+          <w:del w:id="34" w:author="vesurkov" w:date="2026-09-23T09:02:00Z" w16du:dateUtc="2026-09-23T02:02:00Z"/>
+        </w:rPr>
+      </w:pPr>
+      <w:del w:id="35" w:author="vesurkov" w:date="2026-09-23T09:02:00Z" w16du:dateUtc="2026-09-23T02:02:00Z">
+        <w:r>
+          <w:delText>16 ГБ ОЗУ;</w:delText>
+        </w:r>
+      </w:del>
     </w:p>
     <w:p>
       <w:pPr>
@@ -2545,104 +2645,135 @@
           <w:ilvl w:val="0"/>
           <w:numId w:val="2"/>
         </w:numPr>
-      </w:pPr>
-      <w:r>
-        <w:t xml:space="preserve">место на диске </w:t>
-      </w:r>
-      <w:r>
-        <w:t>-</w:t>
-      </w:r>
-      <w:r>
-        <w:t xml:space="preserve"> </w:t>
-      </w:r>
-      <w:r>
+        <w:rPr>
+          <w:del w:id="36" w:author="vesurkov" w:date="2026-09-23T09:02:00Z" w16du:dateUtc="2026-09-23T02:02:00Z"/>
+        </w:rPr>
+      </w:pPr>
+      <w:del w:id="37" w:author="vesurkov" w:date="2026-09-23T09:02:00Z" w16du:dateUtc="2026-09-23T02:02:00Z">
+        <w:r>
+          <w:delText xml:space="preserve">место на диске </w:delText>
+        </w:r>
+        <w:r>
+          <w:delText>-</w:delText>
+        </w:r>
+        <w:r>
+          <w:delText xml:space="preserve"> </w:delText>
+        </w:r>
+        <w:r>
+          <w:rPr>
+            <w:lang w:val="en-US"/>
+          </w:rPr>
+          <w:delText>24</w:delText>
+        </w:r>
+        <w:r>
+          <w:delText xml:space="preserve"> ГБ;</w:delText>
+        </w:r>
+      </w:del>
+    </w:p>
+    <w:p>
+      <w:pPr>
+        <w:numPr>
+          <w:ilvl w:val="0"/>
+          <w:numId w:val="2"/>
+        </w:numPr>
+        <w:rPr>
+          <w:del w:id="38" w:author="vesurkov" w:date="2026-09-23T09:02:00Z" w16du:dateUtc="2026-09-23T02:02:00Z"/>
+        </w:rPr>
+      </w:pPr>
+      <w:del w:id="39" w:author="vesurkov" w:date="2026-09-23T09:02:00Z" w16du:dateUtc="2026-09-23T02:02:00Z">
+        <w:r>
+          <w:delText xml:space="preserve">графический процессор с объемом памяти </w:delText>
+        </w:r>
+        <w:r>
+          <w:delText>4</w:delText>
+        </w:r>
+        <w:r>
+          <w:delText xml:space="preserve"> ГБ, пропускной способностью 29 ГБ/с и поддержкой DirectX 11</w:delText>
+        </w:r>
+        <w:r>
+          <w:rPr>
+            <w:lang w:val="en-US"/>
+          </w:rPr>
+          <w:delText xml:space="preserve"> </w:delText>
+        </w:r>
+        <w:r>
+          <w:delText xml:space="preserve">и </w:delText>
+        </w:r>
+        <w:r>
+          <w:delText>OpenGL 4.5</w:delText>
+        </w:r>
+        <w:r>
+          <w:delText>.</w:delText>
+        </w:r>
+      </w:del>
+    </w:p>
+    <w:p>
+      <w:pPr>
+        <w:numPr>
+          <w:ilvl w:val="2"/>
+          <w:numId w:val="5"/>
+        </w:numPr>
+      </w:pPr>
+      <w:r>
+        <w:t>Требования к метрологическому обеспечению</w:t>
+      </w:r>
+    </w:p>
+    <w:p>
+      <w:pPr>
+        <w:ind w:firstLine="720"/>
         <w:rPr>
           <w:lang w:val="en-US"/>
+          <w:rPrChange w:id="40" w:author="vesurkov" w:date="2026-09-23T08:59:00Z" w16du:dateUtc="2026-09-23T01:59:00Z">
+            <w:rPr/>
+          </w:rPrChange>
         </w:rPr>
-        <w:t>24</w:t>
-      </w:r>
-      <w:r>
-        <w:t xml:space="preserve"> ГБ;</w:t>
-      </w:r>
-    </w:p>
-    <w:p>
-      <w:pPr>
-        <w:numPr>
-          <w:ilvl w:val="0"/>
-          <w:numId w:val="2"/>
-        </w:numPr>
-      </w:pPr>
-      <w:r>
-        <w:t xml:space="preserve">графический процессор с объемом памяти </w:t>
-      </w:r>
-      <w:r>
-        <w:t>4</w:t>
-      </w:r>
-      <w:r>
-        <w:t xml:space="preserve"> ГБ, пропускной способностью 29 ГБ/с и поддержкой DirectX 11</w:t>
-      </w:r>
-      <w:r>
+      </w:pPr>
+      <w:r>
+        <w:t xml:space="preserve">Дополнительные </w:t>
+      </w:r>
+      <w:r>
+        <w:t>требования к</w:t>
+      </w:r>
+      <w:r>
+        <w:t xml:space="preserve"> метрологическому обеспечению не предъявляются.</w:t>
+      </w:r>
+    </w:p>
+    <w:p>
+      <w:pPr>
+        <w:numPr>
+          <w:ilvl w:val="2"/>
+          <w:numId w:val="5"/>
+        </w:numPr>
+      </w:pPr>
+      <w:r>
+        <w:t>Требования к организационному обеспечению</w:t>
+      </w:r>
+    </w:p>
+    <w:p>
+      <w:pPr>
+        <w:rPr>
+          <w:del w:id="41" w:author="vesurkov" w:date="2026-09-23T09:07:00Z" w16du:dateUtc="2026-09-23T02:07:00Z"/>
+        </w:rPr>
+        <w:pPrChange w:id="42" w:author="vesurkov" w:date="2026-09-23T08:55:00Z" w16du:dateUtc="2026-09-23T01:55:00Z">
+          <w:pPr>
+            <w:ind w:firstLine="720"/>
+          </w:pPr>
+        </w:pPrChange>
+      </w:pPr>
+      <w:r>
+        <w:t>Дополнительные требования к организационному обеспечению не предъявляются</w:t>
+      </w:r>
+    </w:p>
+    <w:p>
+      <w:pPr>
         <w:rPr>
           <w:lang w:val="en-US"/>
+          <w:rPrChange w:id="43" w:author="vesurkov" w:date="2026-09-23T09:06:00Z" w16du:dateUtc="2026-09-23T02:06:00Z">
+            <w:rPr/>
+          </w:rPrChange>
         </w:rPr>
-        <w:t xml:space="preserve"> </w:t>
-      </w:r>
-      <w:r>
-        <w:t xml:space="preserve">и </w:t>
-      </w:r>
-      <w:r>
-        <w:t>OpenGL 4.5</w:t>
-      </w:r>
-      <w:r>
-        <w:t>.</w:t>
-      </w:r>
-    </w:p>
-    <w:p>
-      <w:pPr>
-        <w:numPr>
-          <w:ilvl w:val="2"/>
-          <w:numId w:val="5"/>
-        </w:numPr>
-      </w:pPr>
-      <w:r>
-        <w:t>Требования к метрологическому обеспечению</w:t>
-      </w:r>
-    </w:p>
-    <w:p>
-      <w:pPr>
-        <w:ind w:firstLine="720"/>
-      </w:pPr>
-      <w:r>
-        <w:t xml:space="preserve">Дополнительные </w:t>
-      </w:r>
-      <w:r>
-        <w:t>требования к</w:t>
-      </w:r>
-      <w:r>
-        <w:t xml:space="preserve"> метрологическому обеспечению не предъявляются.</w:t>
-      </w:r>
-    </w:p>
-    <w:p>
-      <w:pPr>
-        <w:numPr>
-          <w:ilvl w:val="2"/>
-          <w:numId w:val="5"/>
-        </w:numPr>
-      </w:pPr>
-      <w:r>
-        <w:t>Требования к организационному обеспечению</w:t>
-      </w:r>
-    </w:p>
-    <w:p>
-      <w:pPr>
-        <w:ind w:firstLine="720"/>
-      </w:pPr>
-      <w:r>
-        <w:lastRenderedPageBreak/>
-        <w:t>Дополнительные требования к организационному обеспечению не предъявляются</w:t>
-      </w:r>
-    </w:p>
-    <w:p/>
+      </w:pPr>
+    </w:p>
     <w:p>
       <w:pPr>
         <w:pStyle w:val="2"/>
@@ -2652,8 +2783,8 @@
         </w:numPr>
         <w:jc w:val="center"/>
       </w:pPr>
-      <w:bookmarkStart w:id="18" w:name="_heading=h.26in1rg" w:colFirst="0" w:colLast="0"/>
-      <w:bookmarkEnd w:id="18"/>
+      <w:bookmarkStart w:id="44" w:name="_heading=h.26in1rg" w:colFirst="0" w:colLast="0"/>
+      <w:bookmarkEnd w:id="44"/>
       <w:r>
         <w:t>Общие технические требования к АС</w:t>
       </w:r>
@@ -2672,6 +2803,14 @@
           <w:b/>
           <w:bCs/>
           <w:color w:val="000000"/>
+          <w:lang w:val="en-US"/>
+          <w:rPrChange w:id="45" w:author="vesurkov" w:date="2026-09-23T09:08:00Z" w16du:dateUtc="2026-09-23T02:08:00Z">
+            <w:rPr>
+              <w:b/>
+              <w:bCs/>
+              <w:color w:val="000000"/>
+            </w:rPr>
+          </w:rPrChange>
         </w:rPr>
         <w:sectPr>
           <w:headerReference w:type="default" r:id="rId14"/>
@@ -2684,9 +2823,11 @@
           <w:titlePg/>
         </w:sectPr>
       </w:pPr>
-      <w:r>
-        <w:br w:type="page"/>
-      </w:r>
+      <w:del w:id="46" w:author="vesurkov" w:date="2026-09-23T09:08:00Z" w16du:dateUtc="2026-09-23T02:08:00Z">
+        <w:r>
+          <w:br w:type="page"/>
+        </w:r>
+      </w:del>
     </w:p>
     <w:p>
       <w:pPr>
@@ -2697,8 +2838,8 @@
         </w:numPr>
         <w:jc w:val="center"/>
       </w:pPr>
-      <w:bookmarkStart w:id="19" w:name="_heading=h.lnxbz9" w:colFirst="0" w:colLast="0"/>
-      <w:bookmarkEnd w:id="19"/>
+      <w:bookmarkStart w:id="47" w:name="_heading=h.lnxbz9" w:colFirst="0" w:colLast="0"/>
+      <w:bookmarkEnd w:id="47"/>
       <w:r>
         <w:lastRenderedPageBreak/>
         <w:t>СОСТАВ И СОДЕРЖАНИЕ РАБОТ ПО СОЗДАНИЮ АВТОМАТИЗИРОВАННОЙ СИСТЕМЫ</w:t>
@@ -2717,8 +2858,8 @@
         <w:ind w:firstLine="567"/>
         <w:jc w:val="left"/>
       </w:pPr>
-      <w:bookmarkStart w:id="20" w:name="_heading=h.35nkun2" w:colFirst="0" w:colLast="0"/>
-      <w:bookmarkEnd w:id="20"/>
+      <w:bookmarkStart w:id="48" w:name="_heading=h.35nkun2" w:colFirst="0" w:colLast="0"/>
+      <w:bookmarkEnd w:id="48"/>
       <w:r>
         <w:t>Этапы проведения работ по разработке плагина "</w:t>
       </w:r>
@@ -3484,8 +3625,8 @@
         <w:ind w:firstLine="0"/>
         <w:jc w:val="left"/>
       </w:pPr>
-      <w:bookmarkStart w:id="21" w:name="_heading=h.1ksv4uv" w:colFirst="0" w:colLast="0"/>
-      <w:bookmarkEnd w:id="21"/>
+      <w:bookmarkStart w:id="49" w:name="_heading=h.1ksv4uv" w:colFirst="0" w:colLast="0"/>
+      <w:bookmarkEnd w:id="49"/>
     </w:p>
     <w:p>
       <w:r>
@@ -4020,8 +4161,8 @@
         </w:numPr>
         <w:jc w:val="center"/>
       </w:pPr>
-      <w:bookmarkStart w:id="22" w:name="_heading=h.44sinio" w:colFirst="0" w:colLast="0"/>
-      <w:bookmarkEnd w:id="22"/>
+      <w:bookmarkStart w:id="50" w:name="_heading=h.44sinio" w:colFirst="0" w:colLast="0"/>
+      <w:bookmarkEnd w:id="50"/>
       <w:r>
         <w:t>Порядок организации разработки АС</w:t>
       </w:r>
@@ -4047,8 +4188,8 @@
         </w:numPr>
         <w:jc w:val="center"/>
       </w:pPr>
-      <w:bookmarkStart w:id="23" w:name="_heading=h.2jxsxqh" w:colFirst="0" w:colLast="0"/>
-      <w:bookmarkEnd w:id="23"/>
+      <w:bookmarkStart w:id="51" w:name="_heading=h.2jxsxqh" w:colFirst="0" w:colLast="0"/>
+      <w:bookmarkEnd w:id="51"/>
       <w:r>
         <w:t>Перечень документов и исходных данных для разработки АС</w:t>
       </w:r>
@@ -4160,8 +4301,8 @@
         </w:numPr>
         <w:jc w:val="center"/>
       </w:pPr>
-      <w:bookmarkStart w:id="24" w:name="_heading=h.z337ya" w:colFirst="0" w:colLast="0"/>
-      <w:bookmarkEnd w:id="24"/>
+      <w:bookmarkStart w:id="52" w:name="_heading=h.z337ya" w:colFirst="0" w:colLast="0"/>
+      <w:bookmarkEnd w:id="52"/>
       <w:r>
         <w:t>Перечень документов, предъявляемых по окончании соответствующих этапов работ</w:t>
       </w:r>
@@ -4290,8 +4431,8 @@
         </w:numPr>
         <w:jc w:val="center"/>
       </w:pPr>
-      <w:bookmarkStart w:id="25" w:name="_heading=h.3j2qqm3" w:colFirst="0" w:colLast="0"/>
-      <w:bookmarkEnd w:id="25"/>
+      <w:bookmarkStart w:id="53" w:name="_heading=h.3j2qqm3" w:colFirst="0" w:colLast="0"/>
+      <w:bookmarkEnd w:id="53"/>
       <w:r>
         <w:lastRenderedPageBreak/>
         <w:t>ПОРЯДОК КОНТРОЛЯ И ПРИЕМКИ АВТОМАТИЗИРОВАННОЙ СИСТЕМЫ</w:t>
@@ -4306,14 +4447,35 @@
           <w:numId w:val="5"/>
         </w:numPr>
         <w:jc w:val="center"/>
-      </w:pPr>
-      <w:bookmarkStart w:id="26" w:name="_heading=h.1y810tw" w:colFirst="0" w:colLast="0"/>
-      <w:bookmarkEnd w:id="26"/>
+        <w:rPr>
+          <w:del w:id="54" w:author="vesurkov" w:date="2026-09-23T08:56:00Z" w16du:dateUtc="2026-09-23T01:56:00Z"/>
+        </w:rPr>
+      </w:pPr>
+      <w:bookmarkStart w:id="55" w:name="_heading=h.1y810tw" w:colFirst="0" w:colLast="0"/>
+      <w:bookmarkEnd w:id="55"/>
       <w:r>
         <w:t>Виды, состав и методы испытаний АС и ее составных частей</w:t>
       </w:r>
     </w:p>
-    <w:p/>
+    <w:p>
+      <w:pPr>
+        <w:pStyle w:val="2"/>
+        <w:numPr>
+          <w:ilvl w:val="1"/>
+          <w:numId w:val="5"/>
+        </w:numPr>
+        <w:jc w:val="center"/>
+        <w:rPr>
+          <w:lang w:val="en-US"/>
+          <w:rPrChange w:id="56" w:author="vesurkov" w:date="2026-09-23T08:56:00Z" w16du:dateUtc="2026-09-23T01:56:00Z">
+            <w:rPr/>
+          </w:rPrChange>
+        </w:rPr>
+        <w:pPrChange w:id="57" w:author="vesurkov" w:date="2026-09-23T08:56:00Z" w16du:dateUtc="2026-09-23T01:56:00Z">
+          <w:pPr/>
+        </w:pPrChange>
+      </w:pPr>
+    </w:p>
     <w:p>
       <w:r>
         <w:t>Испытания должны быть организованы и проведены в соответствии с [2-3].</w:t>
@@ -4481,14 +4643,35 @@
           <w:numId w:val="5"/>
         </w:numPr>
         <w:jc w:val="center"/>
-      </w:pPr>
-      <w:bookmarkStart w:id="27" w:name="_heading=h.4i7ojhp" w:colFirst="0" w:colLast="0"/>
-      <w:bookmarkEnd w:id="27"/>
+        <w:rPr>
+          <w:del w:id="58" w:author="vesurkov" w:date="2026-09-23T08:56:00Z" w16du:dateUtc="2026-09-23T01:56:00Z"/>
+        </w:rPr>
+      </w:pPr>
+      <w:bookmarkStart w:id="59" w:name="_heading=h.4i7ojhp" w:colFirst="0" w:colLast="0"/>
+      <w:bookmarkEnd w:id="59"/>
       <w:r>
         <w:t>Общие требования к приёмке работ по стадиям</w:t>
       </w:r>
     </w:p>
-    <w:p/>
+    <w:p>
+      <w:pPr>
+        <w:pStyle w:val="2"/>
+        <w:numPr>
+          <w:ilvl w:val="1"/>
+          <w:numId w:val="5"/>
+        </w:numPr>
+        <w:jc w:val="center"/>
+        <w:rPr>
+          <w:lang w:val="en-US"/>
+          <w:rPrChange w:id="60" w:author="vesurkov" w:date="2026-09-23T08:56:00Z" w16du:dateUtc="2026-09-23T01:56:00Z">
+            <w:rPr/>
+          </w:rPrChange>
+        </w:rPr>
+        <w:pPrChange w:id="61" w:author="vesurkov" w:date="2026-09-23T08:56:00Z" w16du:dateUtc="2026-09-23T01:56:00Z">
+          <w:pPr/>
+        </w:pPrChange>
+      </w:pPr>
+    </w:p>
     <w:p>
       <w:r>
         <w:t>Приёмка результатов работ осуществляется поэтапно в соответствии с календарным планом выполнения работ (п. 4).</w:t>
@@ -4500,24 +4683,54 @@
       </w:r>
     </w:p>
     <w:p>
+      <w:pPr>
+        <w:rPr>
+          <w:del w:id="62" w:author="vesurkov" w:date="2026-09-23T08:56:00Z" w16du:dateUtc="2026-09-23T01:56:00Z"/>
+          <w:lang w:val="en-US"/>
+        </w:rPr>
+      </w:pPr>
       <w:r>
         <w:t>Прочие требования и дефекты системы, выявленные на испытаниях и не относящиеся к требованиям, приведённым в разработанных частных технических заданиях, могут документироваться как желательные доработки. Наличие желательных доработок не влияет на приёмку работ и процесс передачи системы в эксплуатацию.</w:t>
       </w:r>
-    </w:p>
-    <w:p>
-      <w:commentRangeStart w:id="28"/>
-      <w:r>
-        <w:lastRenderedPageBreak/>
+      <w:ins w:id="63" w:author="vesurkov" w:date="2026-09-23T08:56:00Z" w16du:dateUtc="2026-09-23T01:56:00Z">
+        <w:r>
+          <w:rPr>
+            <w:rPrChange w:id="64" w:author="vesurkov" w:date="2026-09-23T08:56:00Z" w16du:dateUtc="2026-09-23T01:56:00Z">
+              <w:rPr>
+                <w:lang w:val="en-US"/>
+              </w:rPr>
+            </w:rPrChange>
+          </w:rPr>
+          <w:t xml:space="preserve"> </w:t>
+        </w:r>
+      </w:ins>
+    </w:p>
+    <w:p>
+      <w:pPr>
+        <w:rPr>
+          <w:ins w:id="65" w:author="vesurkov" w:date="2026-09-23T08:56:00Z" w16du:dateUtc="2026-09-23T01:56:00Z"/>
+          <w:lang w:val="en-US"/>
+          <w:rPrChange w:id="66" w:author="vesurkov" w:date="2026-09-23T08:56:00Z" w16du:dateUtc="2026-09-23T01:56:00Z">
+            <w:rPr>
+              <w:ins w:id="67" w:author="vesurkov" w:date="2026-09-23T08:56:00Z" w16du:dateUtc="2026-09-23T01:56:00Z"/>
+            </w:rPr>
+          </w:rPrChange>
+        </w:rPr>
+      </w:pPr>
+    </w:p>
+    <w:p>
+      <w:commentRangeStart w:id="68"/>
+      <w:r>
         <w:t>Комплектность передаваемой отчётной документации подлежит проверке Заказчиком.</w:t>
       </w:r>
-      <w:commentRangeEnd w:id="28"/>
+      <w:commentRangeEnd w:id="68"/>
       <w:r>
         <w:rPr>
           <w:rStyle w:val="af9"/>
           <w:sz w:val="28"/>
           <w:szCs w:val="28"/>
         </w:rPr>
-        <w:commentReference w:id="28"/>
+        <w:commentReference w:id="68"/>
       </w:r>
     </w:p>
     <w:p>
@@ -4529,8 +4742,8 @@
         </w:numPr>
         <w:jc w:val="center"/>
       </w:pPr>
-      <w:bookmarkStart w:id="29" w:name="_heading=h.2xcytpi" w:colFirst="0" w:colLast="0"/>
-      <w:bookmarkEnd w:id="29"/>
+      <w:bookmarkStart w:id="69" w:name="_heading=h.2xcytpi" w:colFirst="0" w:colLast="0"/>
+      <w:bookmarkEnd w:id="69"/>
       <w:r>
         <w:lastRenderedPageBreak/>
         <w:t>ТРЕБОВАНИЯ К ДОКУМЕНТИРОВАНИЮ</w:t>
@@ -4558,8 +4771,8 @@
         </w:numPr>
         <w:jc w:val="center"/>
       </w:pPr>
-      <w:bookmarkStart w:id="30" w:name="_heading=h.1ci93xb" w:colFirst="0" w:colLast="0"/>
-      <w:bookmarkEnd w:id="30"/>
+      <w:bookmarkStart w:id="70" w:name="_heading=h.1ci93xb" w:colFirst="0" w:colLast="0"/>
+      <w:bookmarkEnd w:id="70"/>
       <w:r>
         <w:t>Перечень подлежащих разработке документов</w:t>
       </w:r>
@@ -4580,8 +4793,8 @@
         </w:numPr>
         <w:jc w:val="center"/>
       </w:pPr>
-      <w:bookmarkStart w:id="31" w:name="_heading=h.3whwml4" w:colFirst="0" w:colLast="0"/>
-      <w:bookmarkEnd w:id="31"/>
+      <w:bookmarkStart w:id="71" w:name="_heading=h.3whwml4" w:colFirst="0" w:colLast="0"/>
+      <w:bookmarkEnd w:id="71"/>
       <w:r>
         <w:t>Вид представления и количество документов</w:t>
       </w:r>
@@ -4670,8 +4883,8 @@
         <w:ind w:left="709" w:firstLine="0"/>
         <w:jc w:val="center"/>
       </w:pPr>
-      <w:bookmarkStart w:id="32" w:name="_heading=h.2bn6wsx" w:colFirst="0" w:colLast="0"/>
-      <w:bookmarkEnd w:id="32"/>
+      <w:bookmarkStart w:id="72" w:name="_heading=h.2bn6wsx" w:colFirst="0" w:colLast="0"/>
+      <w:bookmarkEnd w:id="72"/>
       <w:r>
         <w:t>Требования по использованию ЕСКД и ЕСПД при разработке документов</w:t>
       </w:r>
@@ -4851,8 +5064,8 @@
         </w:numPr>
         <w:jc w:val="center"/>
       </w:pPr>
-      <w:bookmarkStart w:id="33" w:name="_heading=h.qsh70q" w:colFirst="0" w:colLast="0"/>
-      <w:bookmarkEnd w:id="33"/>
+      <w:bookmarkStart w:id="73" w:name="_heading=h.qsh70q" w:colFirst="0" w:colLast="0"/>
+      <w:bookmarkEnd w:id="73"/>
       <w:r>
         <w:lastRenderedPageBreak/>
         <w:t>ИСТОЧНИКИ РАЗРАБОТКИ</w:t>
@@ -5011,7 +5224,7 @@
       </w:r>
     </w:p>
   </w:comment>
-  <w:comment w:id="9" w:author="Kalentyev Alexey" w:date="2026-09-16T11:40:00Z" w:initials="KA">
+  <w:comment w:id="12" w:author="Kalentyev Alexey" w:date="2026-09-16T11:40:00Z" w:initials="KA">
     <w:p>
       <w:pPr>
         <w:pStyle w:val="af7"/>
@@ -5029,7 +5242,7 @@
       </w:r>
     </w:p>
   </w:comment>
-  <w:comment w:id="14" w:author="Kalentyev Alexey" w:date="2026-09-16T11:41:00Z" w:initials="KA">
+  <w:comment w:id="20" w:author="Kalentyev Alexey" w:date="2026-09-16T11:41:00Z" w:initials="KA">
     <w:p>
       <w:pPr>
         <w:pStyle w:val="af7"/>
@@ -5047,7 +5260,7 @@
       </w:r>
     </w:p>
   </w:comment>
-  <w:comment w:id="13" w:author="Kalentyev Alexey" w:date="2026-09-16T11:41:00Z" w:initials="KA">
+  <w:comment w:id="18" w:author="Kalentyev Alexey" w:date="2026-09-16T11:41:00Z" w:initials="KA">
     <w:p>
       <w:pPr>
         <w:pStyle w:val="af7"/>
@@ -5065,7 +5278,7 @@
       </w:r>
     </w:p>
   </w:comment>
-  <w:comment w:id="17" w:author="Kalentyev Alexey" w:date="2026-09-16T11:41:00Z" w:initials="KA">
+  <w:comment w:id="28" w:author="Kalentyev Alexey" w:date="2026-09-16T11:41:00Z" w:initials="KA">
     <w:p>
       <w:pPr>
         <w:pStyle w:val="af7"/>
@@ -5083,7 +5296,7 @@
       </w:r>
     </w:p>
   </w:comment>
-  <w:comment w:id="28" w:author="Kalentyev Alexey" w:date="2026-09-16T11:42:00Z" w:initials="KA">
+  <w:comment w:id="68" w:author="Kalentyev Alexey" w:date="2026-09-16T11:42:00Z" w:initials="KA">
     <w:p>
       <w:pPr>
         <w:pStyle w:val="af7"/>
@@ -6689,6 +6902,9 @@
 <w15:people xmlns:wpc="http://schemas.microsoft.com/office/word/2010/wordprocessingCanvas" xmlns:cx="http://schemas.microsoft.com/office/drawing/2014/chartex" xmlns:cx1="http://schemas.microsoft.com/office/drawing/2015/9/8/chartex" xmlns:cx2="http://schemas.microsoft.com/office/drawing/2015/10/21/chartex" xmlns:cx3="http://schemas.microsoft.com/office/drawing/2016/5/9/chartex" xmlns:cx4="http://schemas.microsoft.com/office/drawing/2016/5/10/chartex" xmlns:cx5="http://schemas.microsoft.com/office/drawing/2016/5/11/chartex" xmlns:cx6="http://schemas.microsoft.com/office/drawing/2016/5/12/chartex" xmlns:cx7="http://schemas.microsoft.com/office/drawing/2016/5/13/chartex" xmlns:cx8="http://schemas.microsoft.com/office/drawing/2016/5/14/chartex" xmlns:mc="http://schemas.openxmlformats.org/markup-compatibility/2006" xmlns:aink="http://schemas.microsoft.com/office/drawing/2016/ink" xmlns:am3d="http://schemas.microsoft.com/office/drawing/2017/model3d" xmlns:o="urn:schemas-microsoft-com:office:office" xmlns:oel="http://schemas.microsoft.com/office/2019/extlst" xmlns:r="http://schemas.openxmlformats.org/officeDocument/2006/relationships" xmlns:m="http://schemas.openxmlformats.org/officeDocument/2006/math" xmlns:v="urn:schemas-microsoft-com:vml" xmlns:wp14="http://schemas.microsoft.com/office/word/2010/wordprocessingDrawing" xmlns:wp="http://schemas.openxmlformats.org/drawingml/2006/wordprocessingDrawing" xmlns:w10="urn:schemas-microsoft-com:office:word" xmlns:w="http://schemas.openxmlformats.org/wordprocessingml/2006/main" xmlns:w14="http://schemas.microsoft.com/office/word/2010/wordml" xmlns:w15="http://schemas.microsoft.com/office/word/2012/wordml" xmlns:w16cex="http://schemas.microsoft.com/office/word/2018/wordml/cex" xmlns:w16cid="http://schemas.microsoft.com/office/word/2016/wordml/cid" xmlns:w16="http://schemas.microsoft.com/office/word/2018/wordml" xmlns:w16du="http://schemas.microsoft.com/office/word/2023/wordml/word16du" xmlns:w16sdtdh="http://schemas.microsoft.com/office/word/2020/wordml/sdtdatahash" xmlns:w16sdtfl="http://schemas.microsoft.com/office/word/2024/wordml/sdtformatlock" xmlns:w16se="http://schemas.microsoft.com/office/word/2015/wordml/symex" xmlns:wpg="http://schemas.microsoft.com/office/word/2010/wordprocessingGroup" xmlns:wpi="http://schemas.microsoft.com/office/word/2010/wordprocessingInk" xmlns:wne="http://schemas.microsoft.com/office/word/2006/wordml" xmlns:wps="http://schemas.microsoft.com/office/word/2010/wordprocessingShape" mc:Ignorable="w14 w15 w16se w16cid w16 w16cex w16sdtdh w16sdtfl w16du wp14">
   <w15:person w15:author="Kalentyev Alexey">
     <w15:presenceInfo w15:providerId="Windows Live" w15:userId="da819b8650d7d997"/>
+  </w15:person>
+  <w15:person w15:author="vesurkov">
+    <w15:presenceInfo w15:providerId="None" w15:userId="vesurkov"/>
   </w15:person>
 </w15:people>
 </file>
@@ -7319,7 +7535,6 @@
   <w:style w:type="character" w:default="1" w:styleId="a0">
     <w:name w:val="Default Paragraph Font"/>
     <w:uiPriority w:val="1"/>
-    <w:semiHidden/>
     <w:unhideWhenUsed/>
   </w:style>
   <w:style w:type="table" w:default="1" w:styleId="a1">
@@ -7917,6 +8132,18 @@
       <w:szCs w:val="20"/>
     </w:rPr>
   </w:style>
+  <w:style w:type="paragraph" w:styleId="afc">
+    <w:name w:val="Revision"/>
+    <w:hidden/>
+    <w:uiPriority w:val="99"/>
+    <w:semiHidden/>
+    <w:rsid w:val="00015611"/>
+    <w:pPr>
+      <w:spacing w:line="240" w:lineRule="auto"/>
+      <w:ind w:firstLine="0"/>
+      <w:jc w:val="left"/>
+    </w:pPr>
+  </w:style>
 </w:styles>
 </file>
 

--- a/Лабораторная 2 ТЗ Сурков.docx
+++ b/Лабораторная 2 ТЗ Сурков.docx
@@ -182,6 +182,7 @@
           <w:szCs w:val="32"/>
         </w:rPr>
       </w:pPr>
+      <w:commentRangeStart w:id="79"/>
       <w:r>
         <w:rPr>
           <w:b/>
@@ -192,6 +193,13 @@
         </w:rPr>
         <w:lastRenderedPageBreak/>
         <w:t>СОДЕРЖАНИЕ</w:t>
+      </w:r>
+      <w:commentRangeEnd w:id="79"/>
+      <w:r>
+        <w:rPr>
+          <w:rStyle w:val="CommentReference"/>
+        </w:rPr>
+        <w:commentReference w:id="79"/>
       </w:r>
     </w:p>
     <w:sdt>
@@ -659,6 +667,7 @@
               <w:szCs w:val="22"/>
             </w:rPr>
           </w:pPr>
+          <w:commentRangeStart w:id="78"/>
           <w:hyperlink w:anchor="_heading=h.lnxbz9">
             <w:r>
               <w:rPr>
@@ -674,6 +683,13 @@
               <w:t>10</w:t>
             </w:r>
           </w:hyperlink>
+          <w:commentRangeEnd w:id="78"/>
+          <w:r>
+            <w:rPr>
+              <w:rStyle w:val="CommentReference"/>
+            </w:rPr>
+            <w:commentReference w:id="78"/>
+          </w:r>
         </w:p>
         <w:p>
           <w:pPr>
@@ -1129,6 +1145,7 @@
       </w:pPr>
     </w:p>
     <w:p>
+      <w:commentRangeStart w:id="74"/>
       <w:r>
         <w:t>Разработка плагина "</w:t>
       </w:r>
@@ -1140,6 +1157,13 @@
       </w:r>
       <w:r>
         <w:t>КОМПАС-3D.</w:t>
+      </w:r>
+      <w:commentRangeEnd w:id="74"/>
+      <w:r>
+        <w:rPr>
+          <w:rStyle w:val="CommentReference"/>
+        </w:rPr>
+        <w:commentReference w:id="74"/>
       </w:r>
     </w:p>
     <w:p>
@@ -1158,8 +1182,16 @@
       </w:r>
     </w:p>
     <w:p>
+      <w:commentRangeStart w:id="70"/>
       <w:r>
         <w:t>Заказчиком работ является: кандидат технических наук, доцент кафедры компьютерных систем в управлении и проектировании (КСУП) Калентьев Алексей Анатольевич.</w:t>
+      </w:r>
+      <w:commentRangeEnd w:id="70"/>
+      <w:r>
+        <w:rPr>
+          <w:rStyle w:val="CommentReference"/>
+        </w:rPr>
+        <w:commentReference w:id="70"/>
       </w:r>
     </w:p>
     <w:p>
@@ -1238,8 +1270,16 @@
         </w:numPr>
         <w:ind w:left="0" w:firstLine="708"/>
       </w:pPr>
+      <w:commentRangeStart w:id="72"/>
       <w:r>
         <w:t>ГОСТ 19.103-77 “Единая система конструкторской документации. Обозначения программ и программных документов”.</w:t>
+      </w:r>
+      <w:commentRangeEnd w:id="72"/>
+      <w:r>
+        <w:rPr>
+          <w:rStyle w:val="CommentReference"/>
+        </w:rPr>
+        <w:commentReference w:id="72"/>
       </w:r>
     </w:p>
     <w:p>
@@ -1581,8 +1621,16 @@
           <w:numId w:val="5"/>
         </w:numPr>
       </w:pPr>
+      <w:commentRangeStart w:id="73"/>
       <w:r>
         <w:t>Требования к структуре и функционированию системы</w:t>
+      </w:r>
+      <w:commentRangeEnd w:id="73"/>
+      <w:r>
+        <w:rPr>
+          <w:rStyle w:val="CommentReference"/>
+        </w:rPr>
+        <w:commentReference w:id="73"/>
       </w:r>
     </w:p>
     <w:p>
@@ -2035,8 +2083,16 @@
       </w:r>
     </w:p>
     <w:p>
+      <w:commentRangeStart w:id="75"/>
       <w:r>
         <w:t xml:space="preserve">АС должна иметь пользовательский интерфейс с возможностью изменения значений, представленных выше, и последующим построением объекта «Заглушка для проводов в столешнице» в САПР КОМПАС-3D. В плагине должны проходить проверки значений, вводимых пользователем. Реализуемый плагин должен обеспечивать обработку ошибочных ситуаций, возникающих в процессе работы. При нажатии на кнопку «Построить» должна проходить проверка правильности ввода данных. Если данные некорректные, то должно высветиться окно с ошибкой построения и не будут применяться введенные параметры. </w:t>
+      </w:r>
+      <w:commentRangeEnd w:id="75"/>
+      <w:r>
+        <w:rPr>
+          <w:rStyle w:val="CommentReference"/>
+        </w:rPr>
+        <w:commentReference w:id="75"/>
       </w:r>
     </w:p>
     <w:p>
@@ -2860,6 +2916,7 @@
       </w:pPr>
       <w:bookmarkStart w:id="48" w:name="_heading=h.35nkun2" w:colFirst="0" w:colLast="0"/>
       <w:bookmarkEnd w:id="48"/>
+      <w:commentRangeStart w:id="69"/>
       <w:r>
         <w:t>Этапы проведения работ по разработке плагина "</w:t>
       </w:r>
@@ -2877,6 +2934,13 @@
       </w:r>
       <w:r>
         <w:t>приведены в таблице 4.1.</w:t>
+      </w:r>
+      <w:commentRangeEnd w:id="69"/>
+      <w:r>
+        <w:rPr>
+          <w:rStyle w:val="CommentReference"/>
+        </w:rPr>
+        <w:commentReference w:id="69"/>
       </w:r>
     </w:p>
     <w:p>
@@ -2885,6 +2949,7 @@
         <w:ind w:firstLine="567"/>
         <w:jc w:val="left"/>
       </w:pPr>
+      <w:commentRangeStart w:id="76"/>
       <w:r>
         <w:t>Таблица 4.1 – Этапы проведения работ по разработке плагина "</w:t>
       </w:r>
@@ -2896,6 +2961,13 @@
       </w:r>
       <w:r>
         <w:t>КОМПАС-3D</w:t>
+      </w:r>
+      <w:commentRangeEnd w:id="76"/>
+      <w:r>
+        <w:rPr>
+          <w:rStyle w:val="CommentReference"/>
+        </w:rPr>
+        <w:commentReference w:id="76"/>
       </w:r>
     </w:p>
     <w:tbl>
@@ -3639,9 +3711,17 @@
         <w:ind w:firstLine="0"/>
         <w:jc w:val="left"/>
       </w:pPr>
+      <w:commentRangeStart w:id="77"/>
       <w:r>
         <w:lastRenderedPageBreak/>
         <w:t>Окончание Таблицы 4.1.</w:t>
+      </w:r>
+      <w:commentRangeEnd w:id="77"/>
+      <w:r>
+        <w:rPr>
+          <w:rStyle w:val="CommentReference"/>
+        </w:rPr>
+        <w:commentReference w:id="77"/>
       </w:r>
     </w:p>
     <w:tbl>
@@ -4249,6 +4329,7 @@
         </w:pBdr>
         <w:ind w:left="0" w:firstLine="709"/>
       </w:pPr>
+      <w:commentRangeStart w:id="71"/>
       <w:r>
         <w:rPr>
           <w:color w:val="000000"/>
@@ -4278,6 +4359,13 @@
           <w:color w:val="000000"/>
         </w:rPr>
         <w:t>»;</w:t>
+      </w:r>
+      <w:commentRangeEnd w:id="71"/>
+      <w:r>
+        <w:rPr>
+          <w:rStyle w:val="CommentReference"/>
+        </w:rPr>
+        <w:commentReference w:id="71"/>
       </w:r>
     </w:p>
     <w:p>
@@ -5314,6 +5402,149 @@
       </w:r>
     </w:p>
   </w:comment>
+  <w:comment w:id="69" w:author="Kalentyev Alexey" w:initials="KA" w:date="2026-09-23T04:24:58Z">
+    <w:p>
+      <w:pPr>
+        <w:pStyle w:val="CommentText"/>
+      </w:pPr>
+      <w:r>
+        <w:annotationRef/>
+      </w:r>
+      <w:r>
+        <w:t xml:space="preserve">Установите для основного текста полуторный интервал, абзацный отступ 1,25 см и выравнивание по ширине.</w:t>
+      </w:r>
+    </w:p>
+  </w:comment>
+  <w:comment w:id="70" w:author="Kalentyev Alexey" w:initials="KA" w:date="2026-09-23T04:24:58Z">
+    <w:p>
+      <w:pPr>
+        <w:pStyle w:val="CommentText"/>
+      </w:pPr>
+      <w:r>
+        <w:annotationRef/>
+      </w:r>
+      <w:r>
+        <w:t xml:space="preserve">Дополните пункт сведениями о разработчике: кто выполняет работу, его группа.</w:t>
+      </w:r>
+    </w:p>
+  </w:comment>
+  <w:comment w:id="71" w:author="Kalentyev Alexey" w:initials="KA" w:date="2026-09-23T04:24:58Z">
+    <w:p>
+      <w:pPr>
+        <w:pStyle w:val="CommentText"/>
+      </w:pPr>
+      <w:r>
+        <w:annotationRef/>
+      </w:r>
+      <w:r>
+        <w:t xml:space="preserve">Укажите, какие конструктивные требования ГОСТ 16371-2014 относятся к моделируемой заглушке, и обоснуйте размеры D1, D2, d, H, h конкретным стандартом, чертежом или технической документацией на изделие.</w:t>
+      </w:r>
+    </w:p>
+  </w:comment>
+  <w:comment w:id="72" w:author="Kalentyev Alexey" w:initials="KA" w:date="2026-09-23T04:24:58Z">
+    <w:p>
+      <w:pPr>
+        <w:pStyle w:val="CommentText"/>
+      </w:pPr>
+      <w:r>
+        <w:annotationRef/>
+      </w:r>
+      <w:r>
+        <w:t xml:space="preserve">Исправьте название комплекса: ГОСТ 19.103-77 относится к Единой системе программной документации (ЕСПД).</w:t>
+      </w:r>
+    </w:p>
+  </w:comment>
+  <w:comment w:id="73" w:author="Kalentyev Alexey" w:initials="KA" w:date="2026-09-23T04:24:58Z">
+    <w:p>
+      <w:pPr>
+        <w:pStyle w:val="CommentText"/>
+      </w:pPr>
+      <w:r>
+        <w:annotationRef/>
+      </w:r>
+      <w:r>
+        <w:t xml:space="preserve">Выделите заголовки 3.1.1 и аналогичные полужирным, расположите по центру и отделите от текста пустой строкой.</w:t>
+      </w:r>
+    </w:p>
+  </w:comment>
+  <w:comment w:id="74" w:author="Kalentyev Alexey" w:initials="KA" w:date="2026-09-23T04:24:58Z">
+    <w:p>
+      <w:pPr>
+        <w:pStyle w:val="CommentText"/>
+      </w:pPr>
+      <w:r>
+        <w:annotationRef/>
+      </w:r>
+      <w:r>
+        <w:t xml:space="preserve">Добавьте сквозную нумерацию страниц по центру нижнего поля. Титульный лист учитывается, но номер на нём не печатается.</w:t>
+      </w:r>
+    </w:p>
+  </w:comment>
+  <w:comment w:id="75" w:author="Kalentyev Alexey" w:initials="KA" w:date="2026-09-23T04:24:58Z">
+    <w:p>
+      <w:pPr>
+        <w:pStyle w:val="CommentText"/>
+      </w:pPr>
+      <w:r>
+        <w:annotationRef/>
+      </w:r>
+      <w:r>
+        <w:t xml:space="preserve">Явно задайте пересчёт допустимых диапазонов в обе стороны: изменение D1 ограничивает D2, а изменение D2 изменяет нижнюю границу D1; аналогично для D2 и d. Пересекайте эти границы с указанными общими диапазонами.</w:t>
+      </w:r>
+    </w:p>
+  </w:comment>
+  <w:comment w:id="76" w:author="Kalentyev Alexey" w:initials="KA" w:date="2026-09-23T04:24:58Z">
+    <w:p>
+      <w:pPr>
+        <w:pStyle w:val="CommentText"/>
+      </w:pPr>
+      <w:r>
+        <w:annotationRef/>
+      </w:r>
+      <w:r>
+        <w:t xml:space="preserve">Уберите абзацный отступ у названия таблицы 4.1: оно должно начинаться над левым верхним углом таблицы.</w:t>
+      </w:r>
+    </w:p>
+  </w:comment>
+  <w:comment w:id="77" w:author="Kalentyev Alexey" w:initials="KA" w:date="2026-09-23T04:24:58Z">
+    <w:p>
+      <w:pPr>
+        <w:pStyle w:val="CommentText"/>
+      </w:pPr>
+      <w:r>
+        <w:annotationRef/>
+      </w:r>
+      <w:r>
+        <w:t xml:space="preserve">Повторите заголовки граф над перенесённой частью таблицы 4.1.</w:t>
+      </w:r>
+    </w:p>
+  </w:comment>
+  <w:comment w:id="78" w:author="Kalentyev Alexey" w:initials="KA" w:date="2026-09-23T04:24:58Z">
+    <w:p>
+      <w:pPr>
+        <w:pStyle w:val="CommentText"/>
+      </w:pPr>
+      <w:r>
+        <w:annotationRef/>
+      </w:r>
+      <w:r>
+        <w:t xml:space="preserve">Обновите оглавление целиком после исправления вёрстки: проверьте точные заголовки и номера начальных страниц.</w:t>
+      </w:r>
+    </w:p>
+  </w:comment>
+  <w:comment w:id="79" w:author="Kalentyev Alexey" w:initials="KA" w:date="2026-09-23T04:24:58Z">
+    <w:p>
+      <w:pPr>
+        <w:pStyle w:val="CommentText"/>
+      </w:pPr>
+      <w:r>
+        <w:annotationRef/>
+      </w:r>
+      <w:r>
+        <w:t xml:space="preserve">Замените «СОДЕРЖАНИЕ» на «Оглавление», оформите заголовок по центру полужирным шрифтом.</w:t>
+      </w:r>
+    </w:p>
+  </w:comment>
 </w:comments>
 </file>
 
@@ -5325,6 +5556,17 @@
   <w15:commentEx w15:paraId="34630C17" w15:done="0"/>
   <w15:commentEx w15:paraId="1738921C" w15:done="0"/>
   <w15:commentEx w15:paraId="13C166FF" w15:done="0"/>
+  <w15:commentEx w15:paraId="3F5FCF01" w15:done="0"/>
+  <w15:commentEx w15:paraId="22AE2BD3" w15:done="0"/>
+  <w15:commentEx w15:paraId="1A46D97D" w15:done="0"/>
+  <w15:commentEx w15:paraId="60709735" w15:done="0"/>
+  <w15:commentEx w15:paraId="28910ACE" w15:done="0"/>
+  <w15:commentEx w15:paraId="5E4E707A" w15:done="0"/>
+  <w15:commentEx w15:paraId="1A45B2B8" w15:done="0"/>
+  <w15:commentEx w15:paraId="00272EDF" w15:done="0"/>
+  <w15:commentEx w15:paraId="07E49EE2" w15:done="0"/>
+  <w15:commentEx w15:paraId="5D0F2E22" w15:done="0"/>
+  <w15:commentEx w15:paraId="41637AB5" w15:done="0"/>
 </w15:commentsEx>
 </file>
 
@@ -5336,6 +5578,17 @@
   <w16cex:commentExtensible w16cex:durableId="327C0EC9" w16cex:dateUtc="2026-09-16T04:41:00Z"/>
   <w16cex:commentExtensible w16cex:durableId="251AE99B" w16cex:dateUtc="2026-09-16T04:41:00Z"/>
   <w16cex:commentExtensible w16cex:durableId="4B522A4C" w16cex:dateUtc="2026-09-16T04:42:00Z"/>
+  <w16cex:commentExtensible w16cex:durableId="57AF82D8" w16cex:dateUtc="2026-09-23T04:24:58Z"/>
+  <w16cex:commentExtensible w16cex:durableId="568FA0C7" w16cex:dateUtc="2026-09-23T04:24:58Z"/>
+  <w16cex:commentExtensible w16cex:durableId="1777A578" w16cex:dateUtc="2026-09-23T04:24:58Z"/>
+  <w16cex:commentExtensible w16cex:durableId="1BD1D1F9" w16cex:dateUtc="2026-09-23T04:24:58Z"/>
+  <w16cex:commentExtensible w16cex:durableId="2E9F38A8" w16cex:dateUtc="2026-09-23T04:24:58Z"/>
+  <w16cex:commentExtensible w16cex:durableId="739D55F1" w16cex:dateUtc="2026-09-23T04:24:58Z"/>
+  <w16cex:commentExtensible w16cex:durableId="4FFD71C5" w16cex:dateUtc="2026-09-23T04:24:58Z"/>
+  <w16cex:commentExtensible w16cex:durableId="771FE267" w16cex:dateUtc="2026-09-23T04:24:58Z"/>
+  <w16cex:commentExtensible w16cex:durableId="4D6FDB5F" w16cex:dateUtc="2026-09-23T04:24:58Z"/>
+  <w16cex:commentExtensible w16cex:durableId="21F19874" w16cex:dateUtc="2026-09-23T04:24:58Z"/>
+  <w16cex:commentExtensible w16cex:durableId="5ACD4BD1" w16cex:dateUtc="2026-09-23T04:24:58Z"/>
 </w16cex:commentsExtensible>
 </file>
 
@@ -5347,6 +5600,17 @@
   <w16cid:commentId w16cid:paraId="34630C17" w16cid:durableId="327C0EC9"/>
   <w16cid:commentId w16cid:paraId="1738921C" w16cid:durableId="251AE99B"/>
   <w16cid:commentId w16cid:paraId="13C166FF" w16cid:durableId="4B522A4C"/>
+  <w16cid:commentId w16cid:paraId="3F5FCF01" w16cid:durableId="57AF82D8"/>
+  <w16cid:commentId w16cid:paraId="22AE2BD3" w16cid:durableId="568FA0C7"/>
+  <w16cid:commentId w16cid:paraId="1A46D97D" w16cid:durableId="1777A578"/>
+  <w16cid:commentId w16cid:paraId="60709735" w16cid:durableId="1BD1D1F9"/>
+  <w16cid:commentId w16cid:paraId="28910ACE" w16cid:durableId="2E9F38A8"/>
+  <w16cid:commentId w16cid:paraId="5E4E707A" w16cid:durableId="739D55F1"/>
+  <w16cid:commentId w16cid:paraId="1A45B2B8" w16cid:durableId="4FFD71C5"/>
+  <w16cid:commentId w16cid:paraId="00272EDF" w16cid:durableId="771FE267"/>
+  <w16cid:commentId w16cid:paraId="07E49EE2" w16cid:durableId="4D6FDB5F"/>
+  <w16cid:commentId w16cid:paraId="5D0F2E22" w16cid:durableId="21F19874"/>
+  <w16cid:commentId w16cid:paraId="41637AB5" w16cid:durableId="5ACD4BD1"/>
 </w16cid:commentsIds>
 </file>
 
